--- a/data_documentation/Technical_Notes_nhddi_screening_github.docx
+++ b/data_documentation/Technical_Notes_nhddi_screening_github.docx
@@ -6,7 +6,7 @@
       <w:pPr>
         <w:pStyle w:val="Heading1"/>
       </w:pPr>
-      <w:bookmarkStart w:id="0" w:name="_Toc192660636"/>
+      <w:bookmarkStart w:id="0" w:name="_Toc213929160"/>
       <w:r>
         <w:t>Technical Notes</w:t>
       </w:r>
@@ -14,7 +14,36 @@
     </w:p>
     <w:p>
       <w:r>
-        <w:t>This document contains technical notes for the article “Feasibility of applying pharmacoepidemiologic drug-drug interaction screening methods to nursing home residents: An application to clopidogrel.” These notes include additional details not already included in the published manuscript and supplements.</w:t>
+        <w:t>This document contains technical notes for the article “</w:t>
+      </w:r>
+      <w:bookmarkStart w:id="1" w:name="_Hlk170903922"/>
+      <w:r>
+        <w:rPr>
+          <w:rFonts w:ascii="Arial" w:hAnsi="Arial" w:cs="Arial"/>
+          <w:sz w:val="20"/>
+          <w:szCs w:val="20"/>
+        </w:rPr>
+        <w:t>Drug</w:t>
+      </w:r>
+      <w:r>
+        <w:rPr>
+          <w:rFonts w:ascii="Arial" w:hAnsi="Arial" w:cs="Arial"/>
+          <w:sz w:val="20"/>
+          <w:szCs w:val="20"/>
+        </w:rPr>
+        <w:t>-</w:t>
+      </w:r>
+      <w:r>
+        <w:rPr>
+          <w:rFonts w:ascii="Arial" w:hAnsi="Arial" w:cs="Arial"/>
+          <w:sz w:val="20"/>
+          <w:szCs w:val="20"/>
+        </w:rPr>
+        <w:t>drug interaction signals for major bleeding in nursing home residents: high-throughput screening of clopidogrel and oral anticoagulants</w:t>
+      </w:r>
+      <w:bookmarkEnd w:id="1"/>
+      <w:r>
+        <w:t>.” These notes include additional details not already included in the published manuscript and supplements.</w:t>
       </w:r>
       <w:r>
         <w:t xml:space="preserve"> </w:t>
@@ -90,7 +119,7 @@
             </w:rPr>
             <w:fldChar w:fldCharType="separate"/>
           </w:r>
-          <w:hyperlink w:anchor="_Toc192660636" w:history="1">
+          <w:hyperlink w:anchor="_Toc213929160" w:history="1">
             <w:r>
               <w:rPr>
                 <w:rStyle w:val="Hyperlink"/>
@@ -117,7 +146,7 @@
                 <w:noProof/>
                 <w:webHidden/>
               </w:rPr>
-              <w:instrText xml:space="preserve"> PAGEREF _Toc192660636 \h </w:instrText>
+              <w:instrText xml:space="preserve"> PAGEREF _Toc213929160 \h </w:instrText>
             </w:r>
             <w:r>
               <w:rPr>
@@ -163,7 +192,7 @@
               <w14:ligatures w14:val="standardContextual"/>
             </w:rPr>
           </w:pPr>
-          <w:hyperlink w:anchor="_Toc192660637" w:history="1">
+          <w:hyperlink w:anchor="_Toc213929161" w:history="1">
             <w:r>
               <w:rPr>
                 <w:rStyle w:val="Hyperlink"/>
@@ -190,7 +219,7 @@
                 <w:noProof/>
                 <w:webHidden/>
               </w:rPr>
-              <w:instrText xml:space="preserve"> PAGEREF _Toc192660637 \h </w:instrText>
+              <w:instrText xml:space="preserve"> PAGEREF _Toc213929161 \h </w:instrText>
             </w:r>
             <w:r>
               <w:rPr>
@@ -236,29 +265,13 @@
               <w14:ligatures w14:val="standardContextual"/>
             </w:rPr>
           </w:pPr>
-          <w:hyperlink w:anchor="_Toc192660638" w:history="1">
+          <w:hyperlink w:anchor="_Toc213929162" w:history="1">
             <w:r>
               <w:rPr>
                 <w:rStyle w:val="Hyperlink"/>
-                <w:rFonts w:eastAsia="Times New Roman"/>
-                <w:noProof/>
-              </w:rPr>
-              <w:t xml:space="preserve">Case definitions and </w:t>
-            </w:r>
-            <w:r>
-              <w:rPr>
-                <w:rStyle w:val="Hyperlink"/>
-                <w:noProof/>
-              </w:rPr>
-              <w:t>follow</w:t>
-            </w:r>
-            <w:r>
-              <w:rPr>
-                <w:rStyle w:val="Hyperlink"/>
-                <w:rFonts w:eastAsia="Times New Roman"/>
-                <w:noProof/>
-              </w:rPr>
-              <w:t>-up time</w:t>
+                <w:noProof/>
+              </w:rPr>
+              <w:t>Identifying object drug use</w:t>
             </w:r>
             <w:r>
               <w:rPr>
@@ -279,7 +292,7 @@
                 <w:noProof/>
                 <w:webHidden/>
               </w:rPr>
-              <w:instrText xml:space="preserve"> PAGEREF _Toc192660638 \h </w:instrText>
+              <w:instrText xml:space="preserve"> PAGEREF _Toc213929162 \h </w:instrText>
             </w:r>
             <w:r>
               <w:rPr>
@@ -325,14 +338,14 @@
               <w14:ligatures w14:val="standardContextual"/>
             </w:rPr>
           </w:pPr>
-          <w:hyperlink w:anchor="_Toc192660639" w:history="1">
+          <w:hyperlink w:anchor="_Toc213929163" w:history="1">
             <w:r>
               <w:rPr>
                 <w:rStyle w:val="Hyperlink"/>
                 <w:rFonts w:eastAsia="Times New Roman"/>
                 <w:noProof/>
               </w:rPr>
-              <w:t>Identifying candidate precipitant drugs and time exposed</w:t>
+              <w:t>Case definitions</w:t>
             </w:r>
             <w:r>
               <w:rPr>
@@ -353,7 +366,7 @@
                 <w:noProof/>
                 <w:webHidden/>
               </w:rPr>
-              <w:instrText xml:space="preserve"> PAGEREF _Toc192660639 \h </w:instrText>
+              <w:instrText xml:space="preserve"> PAGEREF _Toc213929163 \h </w:instrText>
             </w:r>
             <w:r>
               <w:rPr>
@@ -399,21 +412,14 @@
               <w14:ligatures w14:val="standardContextual"/>
             </w:rPr>
           </w:pPr>
-          <w:hyperlink w:anchor="_Toc192660640" w:history="1">
+          <w:hyperlink w:anchor="_Toc213929164" w:history="1">
             <w:r>
               <w:rPr>
                 <w:rStyle w:val="Hyperlink"/>
                 <w:rFonts w:eastAsia="Times New Roman"/>
                 <w:noProof/>
               </w:rPr>
-              <w:t xml:space="preserve">Statistical </w:t>
-            </w:r>
-            <w:r>
-              <w:rPr>
-                <w:rStyle w:val="Hyperlink"/>
-                <w:noProof/>
-              </w:rPr>
-              <w:t>analyses</w:t>
+              <w:t>Identifying candidate precipitant drugs and time exposed</w:t>
             </w:r>
             <w:r>
               <w:rPr>
@@ -434,7 +440,7 @@
                 <w:noProof/>
                 <w:webHidden/>
               </w:rPr>
-              <w:instrText xml:space="preserve"> PAGEREF _Toc192660640 \h </w:instrText>
+              <w:instrText xml:space="preserve"> PAGEREF _Toc213929164 \h </w:instrText>
             </w:r>
             <w:r>
               <w:rPr>
@@ -454,7 +460,7 @@
                 <w:noProof/>
                 <w:webHidden/>
               </w:rPr>
-              <w:t>2</w:t>
+              <w:t>1</w:t>
             </w:r>
             <w:r>
               <w:rPr>
@@ -480,13 +486,94 @@
               <w14:ligatures w14:val="standardContextual"/>
             </w:rPr>
           </w:pPr>
-          <w:hyperlink w:anchor="_Toc192660641" w:history="1">
+          <w:hyperlink w:anchor="_Toc213929165" w:history="1">
             <w:r>
               <w:rPr>
                 <w:rStyle w:val="Hyperlink"/>
                 <w:rFonts w:eastAsia="Times New Roman"/>
                 <w:noProof/>
               </w:rPr>
+              <w:t xml:space="preserve">Statistical </w:t>
+            </w:r>
+            <w:r>
+              <w:rPr>
+                <w:rStyle w:val="Hyperlink"/>
+                <w:noProof/>
+              </w:rPr>
+              <w:t>analyses</w:t>
+            </w:r>
+            <w:r>
+              <w:rPr>
+                <w:noProof/>
+                <w:webHidden/>
+              </w:rPr>
+              <w:tab/>
+            </w:r>
+            <w:r>
+              <w:rPr>
+                <w:noProof/>
+                <w:webHidden/>
+              </w:rPr>
+              <w:fldChar w:fldCharType="begin"/>
+            </w:r>
+            <w:r>
+              <w:rPr>
+                <w:noProof/>
+                <w:webHidden/>
+              </w:rPr>
+              <w:instrText xml:space="preserve"> PAGEREF _Toc213929165 \h </w:instrText>
+            </w:r>
+            <w:r>
+              <w:rPr>
+                <w:noProof/>
+                <w:webHidden/>
+              </w:rPr>
+            </w:r>
+            <w:r>
+              <w:rPr>
+                <w:noProof/>
+                <w:webHidden/>
+              </w:rPr>
+              <w:fldChar w:fldCharType="separate"/>
+            </w:r>
+            <w:r>
+              <w:rPr>
+                <w:noProof/>
+                <w:webHidden/>
+              </w:rPr>
+              <w:t>2</w:t>
+            </w:r>
+            <w:r>
+              <w:rPr>
+                <w:noProof/>
+                <w:webHidden/>
+              </w:rPr>
+              <w:fldChar w:fldCharType="end"/>
+            </w:r>
+          </w:hyperlink>
+        </w:p>
+        <w:p>
+          <w:pPr>
+            <w:pStyle w:val="TOC3"/>
+            <w:tabs>
+              <w:tab w:val="right" w:leader="dot" w:pos="9350"/>
+            </w:tabs>
+            <w:rPr>
+              <w:rFonts w:eastAsiaTheme="minorEastAsia"/>
+              <w:noProof/>
+              <w:kern w:val="2"/>
+              <w:sz w:val="24"/>
+              <w:szCs w:val="24"/>
+              <w14:ligatures w14:val="standardContextual"/>
+            </w:rPr>
+          </w:pPr>
+          <w:hyperlink w:anchor="_Toc213929166" w:history="1">
+            <w:r>
+              <w:rPr>
+                <w:rStyle w:val="Hyperlink"/>
+                <w:rFonts w:eastAsia="Times New Roman"/>
+                <w:noProof/>
+              </w:rPr>
               <w:t xml:space="preserve">Expert </w:t>
             </w:r>
             <w:r>
@@ -515,7 +602,7 @@
                 <w:noProof/>
                 <w:webHidden/>
               </w:rPr>
-              <w:instrText xml:space="preserve"> PAGEREF _Toc192660641 \h </w:instrText>
+              <w:instrText xml:space="preserve"> PAGEREF _Toc213929166 \h </w:instrText>
             </w:r>
             <w:r>
               <w:rPr>
@@ -561,7 +648,7 @@
               <w14:ligatures w14:val="standardContextual"/>
             </w:rPr>
           </w:pPr>
-          <w:hyperlink w:anchor="_Toc192660642" w:history="1">
+          <w:hyperlink w:anchor="_Toc213929167" w:history="1">
             <w:r>
               <w:rPr>
                 <w:rStyle w:val="Hyperlink"/>
@@ -589,7 +676,7 @@
                 <w:noProof/>
                 <w:webHidden/>
               </w:rPr>
-              <w:instrText xml:space="preserve"> PAGEREF _Toc192660642 \h </w:instrText>
+              <w:instrText xml:space="preserve"> PAGEREF _Toc213929167 \h </w:instrText>
             </w:r>
             <w:r>
               <w:rPr>
@@ -609,7 +696,7 @@
                 <w:noProof/>
                 <w:webHidden/>
               </w:rPr>
-              <w:t>2</w:t>
+              <w:t>3</w:t>
             </w:r>
             <w:r>
               <w:rPr>
@@ -635,7 +722,7 @@
               <w14:ligatures w14:val="standardContextual"/>
             </w:rPr>
           </w:pPr>
-          <w:hyperlink w:anchor="_Toc192660643" w:history="1">
+          <w:hyperlink w:anchor="_Toc213929168" w:history="1">
             <w:r>
               <w:rPr>
                 <w:rStyle w:val="Hyperlink"/>
@@ -663,7 +750,7 @@
                 <w:noProof/>
                 <w:webHidden/>
               </w:rPr>
-              <w:instrText xml:space="preserve"> PAGEREF _Toc192660643 \h </w:instrText>
+              <w:instrText xml:space="preserve"> PAGEREF _Toc213929168 \h </w:instrText>
             </w:r>
             <w:r>
               <w:rPr>
@@ -683,7 +770,7 @@
                 <w:noProof/>
                 <w:webHidden/>
               </w:rPr>
-              <w:t>2</w:t>
+              <w:t>3</w:t>
             </w:r>
             <w:r>
               <w:rPr>
@@ -709,7 +796,7 @@
               <w14:ligatures w14:val="standardContextual"/>
             </w:rPr>
           </w:pPr>
-          <w:hyperlink w:anchor="_Toc192660644" w:history="1">
+          <w:hyperlink w:anchor="_Toc213929169" w:history="1">
             <w:r>
               <w:rPr>
                 <w:rStyle w:val="Hyperlink"/>
@@ -737,7 +824,7 @@
                 <w:noProof/>
                 <w:webHidden/>
               </w:rPr>
-              <w:instrText xml:space="preserve"> PAGEREF _Toc192660644 \h </w:instrText>
+              <w:instrText xml:space="preserve"> PAGEREF _Toc213929169 \h </w:instrText>
             </w:r>
             <w:r>
               <w:rPr>
@@ -757,7 +844,7 @@
                 <w:noProof/>
                 <w:webHidden/>
               </w:rPr>
-              <w:t>3</w:t>
+              <w:t>4</w:t>
             </w:r>
             <w:r>
               <w:rPr>
@@ -783,7 +870,7 @@
               <w14:ligatures w14:val="standardContextual"/>
             </w:rPr>
           </w:pPr>
-          <w:hyperlink w:anchor="_Toc192660645" w:history="1">
+          <w:hyperlink w:anchor="_Toc213929170" w:history="1">
             <w:r>
               <w:rPr>
                 <w:rStyle w:val="Hyperlink"/>
@@ -811,7 +898,7 @@
                 <w:noProof/>
                 <w:webHidden/>
               </w:rPr>
-              <w:instrText xml:space="preserve"> PAGEREF _Toc192660645 \h </w:instrText>
+              <w:instrText xml:space="preserve"> PAGEREF _Toc213929170 \h </w:instrText>
             </w:r>
             <w:r>
               <w:rPr>
@@ -831,7 +918,7 @@
                 <w:noProof/>
                 <w:webHidden/>
               </w:rPr>
-              <w:t>3</w:t>
+              <w:t>4</w:t>
             </w:r>
             <w:r>
               <w:rPr>
@@ -857,7 +944,7 @@
               <w14:ligatures w14:val="standardContextual"/>
             </w:rPr>
           </w:pPr>
-          <w:hyperlink w:anchor="_Toc192660646" w:history="1">
+          <w:hyperlink w:anchor="_Toc213929171" w:history="1">
             <w:r>
               <w:rPr>
                 <w:rStyle w:val="Hyperlink"/>
@@ -885,7 +972,7 @@
                 <w:noProof/>
                 <w:webHidden/>
               </w:rPr>
-              <w:instrText xml:space="preserve"> PAGEREF _Toc192660646 \h </w:instrText>
+              <w:instrText xml:space="preserve"> PAGEREF _Toc213929171 \h </w:instrText>
             </w:r>
             <w:r>
               <w:rPr>
@@ -905,7 +992,7 @@
                 <w:noProof/>
                 <w:webHidden/>
               </w:rPr>
-              <w:t>4</w:t>
+              <w:t>5</w:t>
             </w:r>
             <w:r>
               <w:rPr>
@@ -931,7 +1018,7 @@
               <w14:ligatures w14:val="standardContextual"/>
             </w:rPr>
           </w:pPr>
-          <w:hyperlink w:anchor="_Toc192660647" w:history="1">
+          <w:hyperlink w:anchor="_Toc213929172" w:history="1">
             <w:r>
               <w:rPr>
                 <w:rStyle w:val="Hyperlink"/>
@@ -959,7 +1046,7 @@
                 <w:noProof/>
                 <w:webHidden/>
               </w:rPr>
-              <w:instrText xml:space="preserve"> PAGEREF _Toc192660647 \h </w:instrText>
+              <w:instrText xml:space="preserve"> PAGEREF _Toc213929172 \h </w:instrText>
             </w:r>
             <w:r>
               <w:rPr>
@@ -979,7 +1066,7 @@
                 <w:noProof/>
                 <w:webHidden/>
               </w:rPr>
-              <w:t>4</w:t>
+              <w:t>5</w:t>
             </w:r>
             <w:r>
               <w:rPr>
@@ -1013,236 +1100,171 @@
       <w:pPr>
         <w:pStyle w:val="Heading2"/>
       </w:pPr>
-      <w:bookmarkStart w:id="1" w:name="_Toc192660637"/>
+      <w:bookmarkStart w:id="2" w:name="_Toc213929161"/>
       <w:r>
         <w:t>Additional Technical Methods</w:t>
       </w:r>
-      <w:bookmarkEnd w:id="1"/>
+      <w:bookmarkEnd w:id="2"/>
     </w:p>
     <w:p>
       <w:pPr>
         <w:pStyle w:val="Heading3"/>
-        <w:rPr>
-          <w:rFonts w:eastAsia="Times New Roman"/>
-        </w:rPr>
       </w:pPr>
-      <w:bookmarkStart w:id="2" w:name="_Toc192660638"/>
-      <w:r>
-        <w:rPr>
-          <w:rFonts w:eastAsia="Times New Roman"/>
-        </w:rPr>
-        <w:t xml:space="preserve">Case definitions and </w:t>
-      </w:r>
-      <w:r>
-        <w:t>follow</w:t>
-      </w:r>
-      <w:r>
-        <w:rPr>
-          <w:rFonts w:eastAsia="Times New Roman"/>
-        </w:rPr>
-        <w:t>-up time</w:t>
-      </w:r>
-      <w:bookmarkEnd w:id="2"/>
+      <w:bookmarkStart w:id="3" w:name="_Toc213929162"/>
+      <w:r>
+        <w:t>Identifying object drug use</w:t>
+      </w:r>
+      <w:bookmarkEnd w:id="3"/>
     </w:p>
     <w:p>
       <w:r>
-        <w:t xml:space="preserve">Since hospitalizations occur outside of the NH, observation windows were extended by one day in the case of an outcome event. </w:t>
+        <w:t xml:space="preserve">For the negative control object (pravastatin), </w:t>
+      </w:r>
+      <w:r>
+        <w:t>we did</w:t>
+      </w:r>
+      <w:r>
+        <w:t xml:space="preserve"> not consider any therapeutic alternatives in the constructing of drug use episodes or in determining which episodes were considered new use. </w:t>
       </w:r>
     </w:p>
     <w:p>
       <w:pPr>
         <w:pStyle w:val="Heading3"/>
-        <w:rPr>
-          <w:rFonts w:eastAsia="Times New Roman"/>
-        </w:rPr>
       </w:pPr>
-      <w:bookmarkStart w:id="3" w:name="_Hlk192082421"/>
-      <w:bookmarkStart w:id="4" w:name="_Toc192660639"/>
-      <w:r>
-        <w:rPr>
-          <w:rFonts w:eastAsia="Times New Roman"/>
-        </w:rPr>
-        <w:t>Identifying candidate precipitant drugs and time exposed</w:t>
-      </w:r>
-      <w:bookmarkEnd w:id="4"/>
-    </w:p>
-    <w:bookmarkEnd w:id="3"/>
-    <w:p>
-      <w:r>
-        <w:t xml:space="preserve">Prior to constructing precipitant use episodes, we restricted the list of potential precipitant medications for efficiency. </w:t>
+      <w:r>
+        <w:t>Constructing</w:t>
+      </w:r>
+      <w:r>
+        <w:t xml:space="preserve"> </w:t>
+      </w:r>
+      <w:r>
+        <w:t>Observation Windows</w:t>
       </w:r>
     </w:p>
     <w:p>
       <w:r>
-        <w:t xml:space="preserve">We identified oral prescription drugs that were frequently co-prescribed with clopidogrel by first ascertaining the top 100 medication names in Part D claims based on the frequency of dispensings during the study period for beneficiaries included in either the major bleeding or FRI cohorts. </w:t>
-      </w:r>
-      <w:r>
-        <w:t>We</w:t>
-      </w:r>
-      <w:r>
-        <w:t xml:space="preserve"> also considered drugs belonging to classes suspected of interacting with clopidogrel, which are listed in </w:t>
+        <w:t xml:space="preserve">Observation windows either began at </w:t>
+      </w:r>
+      <w:r>
+        <w:t>object</w:t>
+      </w:r>
+      <w:r>
+        <w:t xml:space="preserve"> initiation </w:t>
+      </w:r>
+      <w:r>
+        <w:t>[</w:t>
+      </w:r>
+      <w:r>
+        <w:t xml:space="preserve">for eligible individuals who were already in the </w:t>
+      </w:r>
+      <w:r>
+        <w:t>nursing home (NH)]</w:t>
+      </w:r>
+      <w:r>
+        <w:t xml:space="preserve"> or </w:t>
+      </w:r>
+      <w:r>
+        <w:t xml:space="preserve">at </w:t>
+      </w:r>
+      <w:r>
+        <w:t xml:space="preserve">the start of a period of non-SNF </w:t>
+      </w:r>
+      <w:r>
+        <w:t>NH</w:t>
+      </w:r>
+      <w:r>
+        <w:t xml:space="preserve"> time </w:t>
+      </w:r>
+      <w:r>
+        <w:t>[</w:t>
+      </w:r>
+      <w:r>
+        <w:t xml:space="preserve">for eligible individuals who were already taking </w:t>
+      </w:r>
+      <w:r>
+        <w:t xml:space="preserve">the </w:t>
+      </w:r>
+      <w:r>
+        <w:t>object</w:t>
+      </w:r>
+      <w:r>
+        <w:t xml:space="preserve"> before NH entry</w:t>
+      </w:r>
+      <w:r>
+        <w:t>]</w:t>
+      </w:r>
+      <w:r>
+        <w:t xml:space="preserve">. </w:t>
+      </w:r>
+      <w:r>
+        <w:t>The o</w:t>
+      </w:r>
+      <w:r>
+        <w:t>bject</w:t>
+      </w:r>
+      <w:r>
+        <w:t xml:space="preserve"> </w:t>
+      </w:r>
+      <w:r>
+        <w:t xml:space="preserve">drug episode </w:t>
+      </w:r>
+      <w:r>
+        <w:t xml:space="preserve">had to meet criteria for a new use episode (i.e., have a 6-month washout period without </w:t>
+      </w:r>
+      <w:r>
+        <w:t xml:space="preserve">the </w:t>
+      </w:r>
+      <w:r>
+        <w:t>object</w:t>
+      </w:r>
+      <w:r>
+        <w:t xml:space="preserve"> or </w:t>
+      </w:r>
+      <w:r>
+        <w:t xml:space="preserve">a </w:t>
+      </w:r>
+      <w:r>
+        <w:t>therapeutic alternative</w:t>
+      </w:r>
+      <w:r>
+        <w:t xml:space="preserve"> prior to</w:t>
+      </w:r>
+      <w:r>
+        <w:t xml:space="preserve"> initiation</w:t>
+      </w:r>
+      <w:r>
+        <w:t xml:space="preserve">) Observation windows ended at the first of: discontinuation of </w:t>
+      </w:r>
+      <w:r>
+        <w:t>object</w:t>
+      </w:r>
+      <w:r>
+        <w:t xml:space="preserve">; switching from </w:t>
+      </w:r>
+      <w:r>
+        <w:t>object</w:t>
+      </w:r>
+      <w:r>
+        <w:t xml:space="preserve"> to a </w:t>
+      </w:r>
+      <w:r>
+        <w:t>therapeutic alternative</w:t>
+      </w:r>
+      <w:r>
+        <w:t>; disenrollment from Medicare Parts A, B, or D or enrollment in Medicare Advantage; discharge from the NH; death; or end of the study period.</w:t>
+      </w:r>
+      <w:r>
+        <w:t xml:space="preserve"> For visual representation, see </w:t>
       </w:r>
       <w:r>
         <w:rPr>
           <w:b/>
-        </w:rPr>
-        <w:t xml:space="preserve">Additional Technical </w:t>
-      </w:r>
-      <w:r>
-        <w:rPr>
-          <w:b/>
-        </w:rPr>
-        <w:t xml:space="preserve">Table 1 </w:t>
-      </w:r>
-      <w:r>
-        <w:rPr>
           <w:bCs/>
         </w:rPr>
-        <w:t>below</w:t>
-      </w:r>
-      <w:r>
-        <w:t xml:space="preserve">. </w:t>
-      </w:r>
-      <w:r>
-        <w:t>Medications that had multiple names in Part D were categorized as a single drug (e.g., atorvastatin and atorvastatin calcium)</w:t>
+        <w:t>Additional Technical Figure 1</w:t>
       </w:r>
       <w:r>
         <w:t>.</w:t>
-      </w:r>
-    </w:p>
-    <w:p>
-      <w:r>
-        <w:lastRenderedPageBreak/>
-        <w:t xml:space="preserve">Among the medications identified from either source, we constructed precipitant use episodes using the dates of medication dispensing and days of medication supplied without the addition of any grace periods. We only screened precipitants if 30 or more residents in the cohort initiated the drug (with at least 6 months washout without use) during their observation windows. </w:t>
-      </w:r>
-      <w:r>
-        <w:t xml:space="preserve">While some drugs identified in this way belonged to classes suspected of interaction with clopidogrel, all were in the top 100. </w:t>
-      </w:r>
-      <w:r>
-        <w:t xml:space="preserve">Further, many of the top 100 drugs didn’t have sufficient data to be advanced to screening. </w:t>
-      </w:r>
-      <w:r>
-        <w:t xml:space="preserve">Thus, </w:t>
-      </w:r>
-      <w:r>
-        <w:t>the process of reducing the list of potential precipitant medications did</w:t>
-      </w:r>
-      <w:r>
-        <w:t xml:space="preserve"> an impact in the selection of drugs that were </w:t>
-      </w:r>
-      <w:proofErr w:type="gramStart"/>
-      <w:r>
-        <w:t xml:space="preserve">actually </w:t>
-      </w:r>
-      <w:r>
-        <w:t>advanced</w:t>
-      </w:r>
-      <w:proofErr w:type="gramEnd"/>
-      <w:r>
-        <w:t xml:space="preserve"> to screening. </w:t>
-      </w:r>
-      <w:r>
-        <w:t xml:space="preserve"> </w:t>
-      </w:r>
-    </w:p>
-    <w:p>
-      <w:r>
-        <w:t>Time within an observation window was only considered precipitant-exposed if the medication was initiated (with at least 6 months washout without use) during that observation window. All other time in the observation window was considered precipitant-unexposed</w:t>
-      </w:r>
-      <w:r>
-        <w:t xml:space="preserve"> (</w:t>
-      </w:r>
-      <w:r>
-        <w:rPr>
-          <w:b/>
-        </w:rPr>
-        <w:t>Additional Technical Figure</w:t>
-      </w:r>
-      <w:r>
-        <w:rPr>
-          <w:b/>
-        </w:rPr>
-        <w:t xml:space="preserve"> 2</w:t>
-      </w:r>
-      <w:r>
-        <w:t>)</w:t>
-      </w:r>
-      <w:r>
-        <w:t xml:space="preserve">. </w:t>
-      </w:r>
-      <w:r>
-        <w:t>This</w:t>
-      </w:r>
-      <w:r>
-        <w:t xml:space="preserve"> exposure classification scheme may have led to some misclassification (of prevalent use time as unexposed)</w:t>
-      </w:r>
-      <w:r>
-        <w:t>. However,</w:t>
-      </w:r>
-      <w:r>
-        <w:t xml:space="preserve"> under the assumption that most time at risk occurs shortly after precipitant initiation, this decision should have led to less misclassification than if such prevalent use time was categorized as new use. Had we enough data, we </w:t>
-      </w:r>
-      <w:r>
-        <w:t xml:space="preserve">planned to </w:t>
-      </w:r>
-      <w:r>
-        <w:t xml:space="preserve">perform </w:t>
-      </w:r>
-      <w:r>
-        <w:t>stability</w:t>
-      </w:r>
-      <w:r>
-        <w:t xml:space="preserve"> analyses in which we</w:t>
-      </w:r>
-      <w:r>
-        <w:t xml:space="preserve"> accounted for this with additional precipitant exposure categories for prevalent use time or time since initiating precipitant</w:t>
-      </w:r>
-      <w:r>
-        <w:t xml:space="preserve"> (</w:t>
-      </w:r>
-      <w:r>
-        <w:rPr>
-          <w:b/>
-        </w:rPr>
-        <w:t>Additional Technical</w:t>
-      </w:r>
-      <w:r>
-        <w:rPr>
-          <w:b/>
-        </w:rPr>
-        <w:t xml:space="preserve"> Figure</w:t>
-      </w:r>
-      <w:r>
-        <w:rPr>
-          <w:b/>
-        </w:rPr>
-        <w:t xml:space="preserve"> 3</w:t>
-      </w:r>
-      <w:r>
-        <w:t>)</w:t>
-      </w:r>
-      <w:r>
-        <w:t>.</w:t>
-      </w:r>
-    </w:p>
-    <w:p>
-      <w:r>
-        <w:t>Precipitant e</w:t>
-      </w:r>
-      <w:r>
-        <w:t xml:space="preserve">xposed days could occur before and/or after unexposed days. Variation in the use of the precipitant drug was not required; thus, an individual could contribute only exposed days or only unexposed days and still be included. </w:t>
-      </w:r>
-      <w:r>
-        <w:t>(</w:t>
-      </w:r>
-      <w:r>
-        <w:t>However, since no covariates were included in the models, the results were equivalent to analyses in which only those with variation in exposure were included.</w:t>
-      </w:r>
-      <w:r>
-        <w:t>)</w:t>
-      </w:r>
-      <w:r>
-        <w:t xml:space="preserve"> </w:t>
       </w:r>
     </w:p>
     <w:p>
@@ -1252,33 +1274,19 @@
           <w:rFonts w:eastAsia="Times New Roman"/>
         </w:rPr>
       </w:pPr>
-      <w:bookmarkStart w:id="5" w:name="_Toc192660640"/>
+      <w:bookmarkStart w:id="4" w:name="_Toc213929163"/>
       <w:r>
         <w:rPr>
           <w:rFonts w:eastAsia="Times New Roman"/>
         </w:rPr>
-        <w:t xml:space="preserve">Statistical </w:t>
-      </w:r>
-      <w:r>
-        <w:t>analyses</w:t>
-      </w:r>
-      <w:bookmarkEnd w:id="5"/>
+        <w:lastRenderedPageBreak/>
+        <w:t>Case definitions</w:t>
+      </w:r>
+      <w:bookmarkEnd w:id="4"/>
     </w:p>
     <w:p>
       <w:r>
-        <w:t>We had to scale back the complexity of the statistical analyses we implemented after confronting the sample size constraints of our data. We originally planned to look at time since initiating clopidogrel as an effect modifier. We also abandoned plans</w:t>
-      </w:r>
-      <w:r>
-        <w:t xml:space="preserve"> to include </w:t>
-      </w:r>
-      <w:r>
-        <w:t xml:space="preserve">time-varying covariates in our models, including age, average daily dose, and history of outcome. In terms of precipitant exposure categorization, we hoped to do </w:t>
-      </w:r>
-      <w:r>
-        <w:t>stability</w:t>
-      </w:r>
-      <w:r>
-        <w:t xml:space="preserve"> analyses in which we created a separate exposure category for prevalent use of the precipitant, rather maintaining the binary exposure categorizing and categorizing this time as unexposed. </w:t>
+        <w:t xml:space="preserve">Since hospitalizations occur outside of the NH, observation windows were extended by one day in the case of an outcome event. </w:t>
       </w:r>
     </w:p>
     <w:p>
@@ -1288,24 +1296,271 @@
           <w:rFonts w:eastAsia="Times New Roman"/>
         </w:rPr>
       </w:pPr>
-      <w:bookmarkStart w:id="6" w:name="_Toc192660641"/>
+      <w:bookmarkStart w:id="5" w:name="_Toc213929164"/>
+      <w:bookmarkStart w:id="6" w:name="_Hlk192082421"/>
       <w:r>
         <w:rPr>
           <w:rFonts w:eastAsia="Times New Roman"/>
         </w:rPr>
-        <w:t xml:space="preserve">Expert </w:t>
-      </w:r>
-      <w:r>
-        <w:t>Panel</w:t>
-      </w:r>
-      <w:bookmarkEnd w:id="6"/>
+        <w:t>Identifying candidate precipitant drugs and time exposed</w:t>
+      </w:r>
+      <w:bookmarkEnd w:id="5"/>
+    </w:p>
+    <w:bookmarkEnd w:id="6"/>
+    <w:p>
+      <w:r>
+        <w:t xml:space="preserve">Prior to constructing precipitant use episodes, we restricted the list of potential precipitant medications for efficiency. </w:t>
+      </w:r>
     </w:p>
     <w:p>
       <w:r>
+        <w:t xml:space="preserve">We identified oral prescription drugs that were frequently co-prescribed with clopidogrel by first ascertaining the top 100 medication names in Part D claims based on the frequency of dispensings during the study period for beneficiaries included in either the major bleeding or FRI cohorts. </w:t>
+      </w:r>
+      <w:r>
+        <w:t>We</w:t>
+      </w:r>
+      <w:r>
+        <w:t xml:space="preserve"> also considered drugs belonging to classes suspected of interacting with clopidogrel, which are listed in </w:t>
+      </w:r>
+      <w:r>
+        <w:rPr>
+          <w:b/>
+        </w:rPr>
+        <w:t xml:space="preserve">Additional Technical </w:t>
+      </w:r>
+      <w:r>
+        <w:rPr>
+          <w:b/>
+        </w:rPr>
+        <w:t xml:space="preserve">Table 1 </w:t>
+      </w:r>
+      <w:r>
+        <w:rPr>
+          <w:bCs/>
+        </w:rPr>
+        <w:t>below</w:t>
+      </w:r>
+      <w:r>
+        <w:t xml:space="preserve">. </w:t>
+      </w:r>
+      <w:r>
+        <w:t>Medications that had multiple names in Part D were categorized as a single drug (e.g., atorvastatin and atorvastatin calcium)</w:t>
+      </w:r>
+      <w:r>
+        <w:t>.</w:t>
+      </w:r>
+    </w:p>
+    <w:p>
+      <w:r>
+        <w:t xml:space="preserve">Among the medications identified from either source, we constructed precipitant use episodes using the dates of medication dispensing and days of medication supplied without the addition of any grace periods. We only screened precipitants if 30 or more residents in the cohort initiated the drug (with at least 6 months washout without use) during their observation windows. </w:t>
+      </w:r>
+      <w:r>
+        <w:t xml:space="preserve">While some drugs identified in this way belonged to classes suspected of interaction with clopidogrel, all were in the top 100. </w:t>
+      </w:r>
+      <w:r>
+        <w:t xml:space="preserve">Further, many of the top 100 drugs didn’t have sufficient data to be advanced to screening. </w:t>
+      </w:r>
+      <w:r>
+        <w:t xml:space="preserve">Thus, </w:t>
+      </w:r>
+      <w:r>
+        <w:t>our assumptions about drugs likely to interact with clopidogrel had no</w:t>
+      </w:r>
+      <w:r>
+        <w:t xml:space="preserve"> impact </w:t>
+      </w:r>
+      <w:r>
+        <w:t>on which drugs</w:t>
+      </w:r>
+      <w:r>
+        <w:t xml:space="preserve"> were </w:t>
+      </w:r>
+      <w:r>
+        <w:t>advanced</w:t>
+      </w:r>
+      <w:r>
+        <w:t xml:space="preserve"> to screening.</w:t>
+      </w:r>
+      <w:r>
+        <w:t xml:space="preserve"> For the oral anticoagulant object drugs and the negative control object, we did not prespecify any precipitants that we thought would interact, and based screening entirely on frequency of use in the object-specific cohorts.</w:t>
+      </w:r>
+    </w:p>
+    <w:p>
+      <w:r>
+        <w:t>Time within an observation window was only considered precipitant-exposed if the medication was initiated (with at least 6 months washout without use) during that observation window. All other time in the observation window was considered precipitant-unexposed</w:t>
+      </w:r>
+      <w:r>
+        <w:t xml:space="preserve"> (</w:t>
+      </w:r>
+      <w:r>
+        <w:rPr>
+          <w:b/>
+        </w:rPr>
+        <w:t>Additional Technical Figure</w:t>
+      </w:r>
+      <w:r>
+        <w:rPr>
+          <w:b/>
+        </w:rPr>
+        <w:t xml:space="preserve"> 2</w:t>
+      </w:r>
+      <w:r>
+        <w:t>)</w:t>
+      </w:r>
+      <w:r>
+        <w:t xml:space="preserve">. </w:t>
+      </w:r>
+      <w:r>
+        <w:t>This</w:t>
+      </w:r>
+      <w:r>
+        <w:t xml:space="preserve"> exposure classification scheme may have led to some misclassification (of prevalent use time as unexposed)</w:t>
+      </w:r>
+      <w:r>
+        <w:t>. However,</w:t>
+      </w:r>
+      <w:r>
+        <w:t xml:space="preserve"> under the assumption that most time at risk occurs shortly after precipitant initiation, this decision should have led to less misclassification than if such prevalent use time was categorized as new use. Had we enough data, we </w:t>
+      </w:r>
+      <w:r>
+        <w:t xml:space="preserve">planned to </w:t>
+      </w:r>
+      <w:r>
+        <w:t xml:space="preserve">perform </w:t>
+      </w:r>
+      <w:r>
+        <w:t>stability</w:t>
+      </w:r>
+      <w:r>
+        <w:t xml:space="preserve"> analyses in which we</w:t>
+      </w:r>
+      <w:r>
+        <w:t xml:space="preserve"> accounted for this with additional precipitant exposure categories for prevalent use time or time since initiating precipitant</w:t>
+      </w:r>
+      <w:r>
+        <w:t xml:space="preserve"> (</w:t>
+      </w:r>
+      <w:r>
+        <w:rPr>
+          <w:b/>
+        </w:rPr>
+        <w:t>Additional Technical Figure</w:t>
+      </w:r>
+      <w:r>
+        <w:rPr>
+          <w:b/>
+        </w:rPr>
+        <w:t xml:space="preserve"> 3</w:t>
+      </w:r>
+      <w:r>
+        <w:t>)</w:t>
+      </w:r>
+      <w:r>
+        <w:t>.</w:t>
+      </w:r>
+    </w:p>
+    <w:p>
+      <w:r>
+        <w:t>Precipitant e</w:t>
+      </w:r>
+      <w:r>
+        <w:t xml:space="preserve">xposed days could occur before and/or after unexposed days. Variation in the use of the precipitant drug was not required; thus, an individual could contribute only exposed days or only unexposed days and still be included. However, since no covariates were included in the models, the results </w:t>
+      </w:r>
+      <w:r>
+        <w:t>are</w:t>
+      </w:r>
+      <w:r>
+        <w:t xml:space="preserve"> equivalent to analyses in which only those with variation in exposure were included. </w:t>
+      </w:r>
+    </w:p>
+    <w:p>
+      <w:pPr>
+        <w:pStyle w:val="Heading3"/>
+        <w:rPr>
+          <w:rFonts w:eastAsia="Times New Roman"/>
+        </w:rPr>
+      </w:pPr>
+      <w:bookmarkStart w:id="7" w:name="_Toc213929165"/>
+      <w:r>
+        <w:rPr>
+          <w:rFonts w:eastAsia="Times New Roman"/>
+        </w:rPr>
+        <w:t xml:space="preserve">Statistical </w:t>
+      </w:r>
+      <w:r>
+        <w:t>analyses</w:t>
+      </w:r>
+      <w:bookmarkEnd w:id="7"/>
+    </w:p>
+    <w:p>
+      <w:r>
+        <w:t xml:space="preserve">We had to scale back the complexity of the statistical analyses we implemented after confronting the sample size constraints of our data. We originally planned to look at time since initiating </w:t>
+      </w:r>
+      <w:r>
+        <w:t>object</w:t>
+      </w:r>
+      <w:r>
+        <w:t xml:space="preserve"> as an effect modifier. We also abandoned plans</w:t>
+      </w:r>
+      <w:r>
+        <w:t xml:space="preserve"> to include </w:t>
+      </w:r>
+      <w:r>
+        <w:t xml:space="preserve">time-varying covariates in our models, including age, average daily dose, and history of outcome. In terms of precipitant exposure categorization, we </w:t>
+      </w:r>
+      <w:r>
+        <w:t xml:space="preserve">had </w:t>
+      </w:r>
+      <w:r>
+        <w:t xml:space="preserve">hoped to do </w:t>
+      </w:r>
+      <w:r>
+        <w:t>stability</w:t>
+      </w:r>
+      <w:r>
+        <w:t xml:space="preserve"> analyses in which we created a separate exposure category for prevalent use of the </w:t>
+      </w:r>
+      <w:r>
+        <w:lastRenderedPageBreak/>
+        <w:t xml:space="preserve">precipitant, rather </w:t>
+      </w:r>
+      <w:r>
+        <w:t xml:space="preserve">than </w:t>
+      </w:r>
+      <w:r>
+        <w:t xml:space="preserve">maintaining the binary exposure categorizing and categorizing this time as unexposed. </w:t>
+      </w:r>
+    </w:p>
+    <w:p>
+      <w:pPr>
+        <w:pStyle w:val="Heading3"/>
+        <w:rPr>
+          <w:rFonts w:eastAsia="Times New Roman"/>
+        </w:rPr>
+      </w:pPr>
+      <w:bookmarkStart w:id="8" w:name="_Toc213929166"/>
+      <w:r>
+        <w:rPr>
+          <w:rFonts w:eastAsia="Times New Roman"/>
+        </w:rPr>
+        <w:t xml:space="preserve">Expert </w:t>
+      </w:r>
+      <w:r>
+        <w:t>Panel</w:t>
+      </w:r>
+      <w:bookmarkEnd w:id="8"/>
+    </w:p>
+    <w:p>
+      <w:r>
         <w:t xml:space="preserve">Panel members were selected after reviewing evidence of expertise and accounting for potential conflicts of interest. </w:t>
       </w:r>
       <w:r>
         <w:t xml:space="preserve">Panel members were financially compensated for their time. </w:t>
+      </w:r>
+    </w:p>
+    <w:p>
+      <w:r>
+        <w:br w:type="page"/>
       </w:r>
     </w:p>
     <w:p>
@@ -1316,11 +1571,12 @@
           <w:bCs/>
         </w:rPr>
       </w:pPr>
-      <w:bookmarkStart w:id="7" w:name="_Toc192660642"/>
+      <w:bookmarkStart w:id="9" w:name="_Toc213929167"/>
       <w:r>
         <w:rPr>
           <w:bCs/>
         </w:rPr>
+        <w:lastRenderedPageBreak/>
         <w:t xml:space="preserve">Additional Technical </w:t>
       </w:r>
       <w:r>
@@ -1329,7 +1585,7 @@
         </w:rPr>
         <w:t>Tables</w:t>
       </w:r>
-      <w:bookmarkEnd w:id="7"/>
+      <w:bookmarkEnd w:id="9"/>
     </w:p>
     <w:p>
       <w:pPr>
@@ -1338,7 +1594,7 @@
           <w:bCs/>
         </w:rPr>
       </w:pPr>
-      <w:bookmarkStart w:id="8" w:name="_Toc192660643"/>
+      <w:bookmarkStart w:id="10" w:name="_Toc213929168"/>
       <w:r>
         <w:rPr>
           <w:bCs/>
@@ -1363,7 +1619,7 @@
         </w:rPr>
         <w:t>. Medications most likely to interact with clopidogrel.</w:t>
       </w:r>
-      <w:bookmarkEnd w:id="8"/>
+      <w:bookmarkEnd w:id="10"/>
     </w:p>
     <w:tbl>
       <w:tblPr>
@@ -1622,7 +1878,6 @@
                 <w:sz w:val="20"/>
                 <w:szCs w:val="20"/>
               </w:rPr>
-              <w:lastRenderedPageBreak/>
               <w:t>Reduced antiplatelet effect of clopidogrel</w:t>
             </w:r>
           </w:p>
@@ -2069,24 +2324,45 @@
     </w:tbl>
     <w:p>
       <w:pPr>
-        <w:spacing w:line="276" w:lineRule="auto"/>
-        <w:rPr>
-          <w:rFonts w:ascii="Arial" w:hAnsi="Arial" w:cs="Arial"/>
+        <w:rPr>
+          <w:rFonts w:asciiTheme="majorHAnsi" w:eastAsiaTheme="majorEastAsia" w:hAnsiTheme="majorHAnsi" w:cstheme="majorBidi"/>
+          <w:bCs/>
+          <w:color w:val="2F5496" w:themeColor="accent1" w:themeShade="BF"/>
+          <w:sz w:val="26"/>
+          <w:szCs w:val="26"/>
         </w:rPr>
       </w:pPr>
     </w:p>
     <w:p>
       <w:pPr>
+        <w:rPr>
+          <w:rFonts w:asciiTheme="majorHAnsi" w:eastAsiaTheme="majorEastAsia" w:hAnsiTheme="majorHAnsi" w:cstheme="majorBidi"/>
+          <w:bCs/>
+          <w:color w:val="2F5496" w:themeColor="accent1" w:themeShade="BF"/>
+          <w:sz w:val="26"/>
+          <w:szCs w:val="26"/>
+        </w:rPr>
+      </w:pPr>
+      <w:r>
+        <w:rPr>
+          <w:bCs/>
+        </w:rPr>
+        <w:br w:type="page"/>
+      </w:r>
+    </w:p>
+    <w:p>
+      <w:pPr>
         <w:pStyle w:val="Heading2"/>
         <w:rPr>
           <w:bCs/>
         </w:rPr>
       </w:pPr>
-      <w:bookmarkStart w:id="9" w:name="_Toc192660644"/>
+      <w:bookmarkStart w:id="11" w:name="_Toc213929169"/>
       <w:r>
         <w:rPr>
           <w:bCs/>
         </w:rPr>
+        <w:lastRenderedPageBreak/>
         <w:t xml:space="preserve">Additional Technical </w:t>
       </w:r>
       <w:r>
@@ -2095,7 +2371,7 @@
         </w:rPr>
         <w:t>Figures</w:t>
       </w:r>
-      <w:bookmarkEnd w:id="9"/>
+      <w:bookmarkEnd w:id="11"/>
     </w:p>
     <w:p>
       <w:pPr>
@@ -2104,26 +2380,20 @@
           <w:bCs/>
         </w:rPr>
       </w:pPr>
-      <w:bookmarkStart w:id="10" w:name="_Toc192660645"/>
+      <w:bookmarkStart w:id="12" w:name="_Toc213929170"/>
       <w:r>
         <w:rPr>
           <w:bCs/>
         </w:rPr>
-        <w:t>Additional Technical</w:t>
+        <w:t>Additional Technical Figure</w:t>
       </w:r>
       <w:r>
         <w:rPr>
           <w:bCs/>
         </w:rPr>
-        <w:t xml:space="preserve"> Figure</w:t>
-      </w:r>
-      <w:r>
-        <w:rPr>
-          <w:bCs/>
-        </w:rPr>
         <w:t xml:space="preserve"> 1: Constructing observation windows.</w:t>
       </w:r>
-      <w:bookmarkEnd w:id="10"/>
+      <w:bookmarkEnd w:id="12"/>
     </w:p>
     <w:p>
       <w:pPr>
@@ -2189,21 +2459,6 @@
     </w:p>
     <w:p>
       <w:r>
-        <w:t>Observation windows either began at clopidogrel initiation (for eligible individuals who were already in the NH) or the start of a period of non-SNF NH time (for eligible individuals who were already taking clopidogrel before NH entry). Clopidogrel had to meet eligibility criteria for a new use episode (</w:t>
-      </w:r>
-      <w:r>
-        <w:t>i.e., have</w:t>
-      </w:r>
-      <w:r>
-        <w:t xml:space="preserve"> a 6-month washout period without clopidogrel or other prescription antiplatelet prior to the start of clopidogrel use episodes.</w:t>
-      </w:r>
-      <w:r>
-        <w:t>)</w:t>
-      </w:r>
-      <w:r>
-        <w:t xml:space="preserve"> Observation windows ended at the first of: discontinuation of clopidogrel; switching from clopidogrel to an alternative prescription antiplatelet; disenrollment from Medicare Parts A, B, or D or enrollment in Medicare Advantage; discharge from the NH; death; or end of the study period.</w:t>
-      </w:r>
-      <w:r>
         <w:br w:type="page"/>
       </w:r>
     </w:p>
@@ -2214,7 +2469,7 @@
           <w:bCs/>
         </w:rPr>
       </w:pPr>
-      <w:bookmarkStart w:id="11" w:name="_Toc192660646"/>
+      <w:bookmarkStart w:id="13" w:name="_Toc213929171"/>
       <w:r>
         <w:rPr>
           <w:bCs/>
@@ -2234,7 +2489,7 @@
         </w:rPr>
         <w:t>.</w:t>
       </w:r>
-      <w:bookmarkEnd w:id="11"/>
+      <w:bookmarkEnd w:id="13"/>
     </w:p>
     <w:p>
       <w:pPr>
@@ -2300,7 +2555,19 @@
     </w:p>
     <w:p>
       <w:r>
-        <w:t>Precipitant exposed time is limited to new use of precipitant (with a 6-month washout without use), initiated during that observation window. All other time is considered precipitant unexposed.</w:t>
+        <w:t>Precipitant</w:t>
+      </w:r>
+      <w:r>
+        <w:t>-</w:t>
+      </w:r>
+      <w:r>
+        <w:t>exposed time is limited to new use of precipitant (with a 6-month washout without use), initiated during that observation window. All other time is considered precipitant</w:t>
+      </w:r>
+      <w:r>
+        <w:t>=</w:t>
+      </w:r>
+      <w:r>
+        <w:t>unexposed.</w:t>
       </w:r>
     </w:p>
     <w:p>
@@ -2326,7 +2593,7 @@
           <w:bCs/>
         </w:rPr>
       </w:pPr>
-      <w:bookmarkStart w:id="12" w:name="_Toc192660647"/>
+      <w:bookmarkStart w:id="14" w:name="_Toc213929172"/>
       <w:r>
         <w:rPr>
           <w:bCs/>
@@ -2345,7 +2612,7 @@
         </w:rPr>
         <w:t>.</w:t>
       </w:r>
-      <w:bookmarkEnd w:id="12"/>
+      <w:bookmarkEnd w:id="14"/>
     </w:p>
     <w:p>
       <w:pPr>
@@ -2928,6 +3195,7 @@
   <w:style w:type="character" w:default="1" w:styleId="DefaultParagraphFont">
     <w:name w:val="Default Paragraph Font"/>
     <w:uiPriority w:val="1"/>
+    <w:semiHidden/>
     <w:unhideWhenUsed/>
   </w:style>
   <w:style w:type="table" w:default="1" w:styleId="TableNormal">
@@ -3217,6 +3485,16 @@
       <w:iCs/>
       <w:color w:val="2F5496" w:themeColor="accent1" w:themeShade="BF"/>
     </w:rPr>
+  </w:style>
+  <w:style w:type="paragraph" w:styleId="Revision">
+    <w:name w:val="Revision"/>
+    <w:hidden/>
+    <w:uiPriority w:val="99"/>
+    <w:semiHidden/>
+    <w:rsid w:val="002C3EA7"/>
+    <w:pPr>
+      <w:spacing w:after="0" w:line="240" w:lineRule="auto"/>
+    </w:pPr>
   </w:style>
 </w:styles>
 </file>

--- a/data_documentation/Technical_Notes_nhddi_screening_github.docx
+++ b/data_documentation/Technical_Notes_nhddi_screening_github.docx
@@ -1132,13 +1132,7 @@
         <w:pStyle w:val="Heading3"/>
       </w:pPr>
       <w:r>
-        <w:t>Constructing</w:t>
-      </w:r>
-      <w:r>
-        <w:t xml:space="preserve"> </w:t>
-      </w:r>
-      <w:r>
-        <w:t>Observation Windows</w:t>
+        <w:t>Constructing Observation Windows</w:t>
       </w:r>
     </w:p>
     <w:p>
@@ -1182,10 +1176,7 @@
         <w:t xml:space="preserve">for eligible individuals who were already taking </w:t>
       </w:r>
       <w:r>
-        <w:t xml:space="preserve">the </w:t>
-      </w:r>
-      <w:r>
-        <w:t>object</w:t>
+        <w:t>the object</w:t>
       </w:r>
       <w:r>
         <w:t xml:space="preserve"> before NH entry</w:t>
@@ -1197,10 +1188,7 @@
         <w:t xml:space="preserve">. </w:t>
       </w:r>
       <w:r>
-        <w:t>The o</w:t>
-      </w:r>
-      <w:r>
-        <w:t>bject</w:t>
+        <w:t>The object</w:t>
       </w:r>
       <w:r>
         <w:t xml:space="preserve"> </w:t>
@@ -1212,19 +1200,13 @@
         <w:t xml:space="preserve">had to meet criteria for a new use episode (i.e., have a 6-month washout period without </w:t>
       </w:r>
       <w:r>
-        <w:t xml:space="preserve">the </w:t>
-      </w:r>
-      <w:r>
-        <w:t>object</w:t>
+        <w:t>the object</w:t>
       </w:r>
       <w:r>
         <w:t xml:space="preserve"> or </w:t>
       </w:r>
       <w:r>
-        <w:t xml:space="preserve">a </w:t>
-      </w:r>
-      <w:r>
-        <w:t>therapeutic alternative</w:t>
+        <w:t>a therapeutic alternative</w:t>
       </w:r>
       <w:r>
         <w:t xml:space="preserve"> prior to</w:t>
@@ -1628,14 +1610,15 @@
         <w:tblLook w:val="04A0" w:firstRow="1" w:lastRow="0" w:firstColumn="1" w:lastColumn="0" w:noHBand="0" w:noVBand="1"/>
       </w:tblPr>
       <w:tblGrid>
-        <w:gridCol w:w="3116"/>
-        <w:gridCol w:w="3117"/>
-        <w:gridCol w:w="3117"/>
+        <w:gridCol w:w="1691"/>
+        <w:gridCol w:w="1976"/>
+        <w:gridCol w:w="1617"/>
+        <w:gridCol w:w="4066"/>
       </w:tblGrid>
       <w:tr>
         <w:tc>
           <w:tcPr>
-            <w:tcW w:w="3116" w:type="dxa"/>
+            <w:tcW w:w="0" w:type="auto"/>
           </w:tcPr>
           <w:p>
             <w:pPr>
@@ -1660,7 +1643,7 @@
         </w:tc>
         <w:tc>
           <w:tcPr>
-            <w:tcW w:w="3117" w:type="dxa"/>
+            <w:tcW w:w="0" w:type="auto"/>
           </w:tcPr>
           <w:p>
             <w:pPr>
@@ -1685,7 +1668,7 @@
         </w:tc>
         <w:tc>
           <w:tcPr>
-            <w:tcW w:w="3117" w:type="dxa"/>
+            <w:tcW w:w="0" w:type="auto"/>
           </w:tcPr>
           <w:p>
             <w:pPr>
@@ -1705,6 +1688,31 @@
                 <w:szCs w:val="20"/>
               </w:rPr>
               <w:t>Expected Outcome of Drug-Drug Interaction</w:t>
+            </w:r>
+          </w:p>
+        </w:tc>
+        <w:tc>
+          <w:tcPr>
+            <w:tcW w:w="0" w:type="auto"/>
+          </w:tcPr>
+          <w:p>
+            <w:pPr>
+              <w:spacing w:line="276" w:lineRule="auto"/>
+              <w:rPr>
+                <w:rFonts w:ascii="Arial" w:hAnsi="Arial" w:cs="Arial"/>
+                <w:b/>
+                <w:sz w:val="20"/>
+                <w:szCs w:val="20"/>
+              </w:rPr>
+            </w:pPr>
+            <w:r>
+              <w:rPr>
+                <w:rFonts w:ascii="Arial" w:hAnsi="Arial" w:cs="Arial"/>
+                <w:b/>
+                <w:sz w:val="20"/>
+                <w:szCs w:val="20"/>
+              </w:rPr>
+              <w:t>Medications in Class</w:t>
             </w:r>
           </w:p>
         </w:tc>
@@ -1712,7 +1720,7 @@
       <w:tr>
         <w:tc>
           <w:tcPr>
-            <w:tcW w:w="3116" w:type="dxa"/>
+            <w:tcW w:w="0" w:type="auto"/>
           </w:tcPr>
           <w:p>
             <w:pPr>
@@ -1737,7 +1745,7 @@
         </w:tc>
         <w:tc>
           <w:tcPr>
-            <w:tcW w:w="3117" w:type="dxa"/>
+            <w:tcW w:w="0" w:type="auto"/>
           </w:tcPr>
           <w:p>
             <w:pPr>
@@ -1760,7 +1768,7 @@
         </w:tc>
         <w:tc>
           <w:tcPr>
-            <w:tcW w:w="3117" w:type="dxa"/>
+            <w:tcW w:w="0" w:type="auto"/>
           </w:tcPr>
           <w:p>
             <w:pPr>
@@ -1778,6 +1786,195 @@
                 <w:szCs w:val="20"/>
               </w:rPr>
               <w:t>Reduced antiplatelet effect of clopidogrel</w:t>
+            </w:r>
+          </w:p>
+        </w:tc>
+        <w:tc>
+          <w:tcPr>
+            <w:tcW w:w="0" w:type="auto"/>
+          </w:tcPr>
+          <w:p>
+            <w:pPr>
+              <w:spacing w:line="276" w:lineRule="auto"/>
+              <w:rPr>
+                <w:rFonts w:ascii="Arial" w:hAnsi="Arial" w:cs="Arial"/>
+                <w:sz w:val="20"/>
+                <w:szCs w:val="20"/>
+                <w:u w:val="single"/>
+              </w:rPr>
+            </w:pPr>
+            <w:r>
+              <w:rPr>
+                <w:rFonts w:ascii="Arial" w:hAnsi="Arial" w:cs="Arial"/>
+                <w:sz w:val="20"/>
+                <w:szCs w:val="20"/>
+                <w:u w:val="single"/>
+              </w:rPr>
+              <w:t>Prescription Drugs</w:t>
+            </w:r>
+          </w:p>
+          <w:p>
+            <w:pPr>
+              <w:spacing w:line="276" w:lineRule="auto"/>
+              <w:rPr>
+                <w:rFonts w:ascii="Arial" w:hAnsi="Arial" w:cs="Arial"/>
+                <w:sz w:val="20"/>
+                <w:szCs w:val="20"/>
+              </w:rPr>
+            </w:pPr>
+            <w:r>
+              <w:rPr>
+                <w:rFonts w:ascii="Arial" w:hAnsi="Arial" w:cs="Arial"/>
+                <w:sz w:val="20"/>
+                <w:szCs w:val="20"/>
+              </w:rPr>
+              <w:t>pantoprazole, pantoprazole (as pantoprazole sodium sesquihydrate), rabeprazole, rabeprazole sodium</w:t>
+            </w:r>
+            <w:proofErr w:type="gramStart"/>
+            <w:r>
+              <w:rPr>
+                <w:rFonts w:ascii="Arial" w:hAnsi="Arial" w:cs="Arial"/>
+                <w:sz w:val="20"/>
+                <w:szCs w:val="20"/>
+              </w:rPr>
+              <w:t>,</w:t>
+            </w:r>
+            <w:r>
+              <w:rPr>
+                <w:rFonts w:ascii="Arial" w:hAnsi="Arial" w:cs="Arial"/>
+                <w:sz w:val="20"/>
+                <w:szCs w:val="20"/>
+              </w:rPr>
+              <w:t xml:space="preserve"> </w:t>
+            </w:r>
+            <w:proofErr w:type="spellStart"/>
+            <w:r>
+              <w:rPr>
+                <w:rFonts w:ascii="Arial" w:hAnsi="Arial" w:cs="Arial"/>
+                <w:sz w:val="20"/>
+                <w:szCs w:val="20"/>
+              </w:rPr>
+              <w:t>dexlansoprazole</w:t>
+            </w:r>
+            <w:proofErr w:type="spellEnd"/>
+            <w:proofErr w:type="gramEnd"/>
+          </w:p>
+          <w:p>
+            <w:pPr>
+              <w:spacing w:line="276" w:lineRule="auto"/>
+              <w:rPr>
+                <w:rFonts w:ascii="Arial" w:hAnsi="Arial" w:cs="Arial"/>
+                <w:sz w:val="20"/>
+                <w:szCs w:val="20"/>
+                <w:u w:val="single"/>
+              </w:rPr>
+            </w:pPr>
+          </w:p>
+          <w:p>
+            <w:pPr>
+              <w:spacing w:line="276" w:lineRule="auto"/>
+              <w:rPr>
+                <w:rFonts w:ascii="Arial" w:hAnsi="Arial" w:cs="Arial"/>
+                <w:sz w:val="20"/>
+                <w:szCs w:val="20"/>
+              </w:rPr>
+            </w:pPr>
+            <w:r>
+              <w:rPr>
+                <w:rFonts w:ascii="Arial" w:hAnsi="Arial" w:cs="Arial"/>
+                <w:sz w:val="20"/>
+                <w:szCs w:val="20"/>
+                <w:u w:val="single"/>
+              </w:rPr>
+              <w:t xml:space="preserve">Nonprescription (OTC) Drugs, </w:t>
+            </w:r>
+            <w:r>
+              <w:rPr>
+                <w:rFonts w:ascii="Arial" w:hAnsi="Arial" w:cs="Arial"/>
+                <w:sz w:val="20"/>
+                <w:szCs w:val="20"/>
+              </w:rPr>
+              <w:t>esomeprazole</w:t>
+            </w:r>
+            <w:r>
+              <w:rPr>
+                <w:rFonts w:ascii="Arial" w:hAnsi="Arial" w:cs="Arial"/>
+                <w:sz w:val="20"/>
+                <w:szCs w:val="20"/>
+              </w:rPr>
+              <w:t xml:space="preserve">, </w:t>
+            </w:r>
+            <w:r>
+              <w:rPr>
+                <w:rFonts w:ascii="Arial" w:hAnsi="Arial" w:cs="Arial"/>
+                <w:sz w:val="20"/>
+                <w:szCs w:val="20"/>
+              </w:rPr>
+              <w:t>esomeprazole (as magnesium trihydrate)</w:t>
+            </w:r>
+            <w:r>
+              <w:rPr>
+                <w:rFonts w:ascii="Arial" w:hAnsi="Arial" w:cs="Arial"/>
+                <w:sz w:val="20"/>
+                <w:szCs w:val="20"/>
+              </w:rPr>
+              <w:t xml:space="preserve">, </w:t>
+            </w:r>
+            <w:r>
+              <w:rPr>
+                <w:rFonts w:ascii="Arial" w:hAnsi="Arial" w:cs="Arial"/>
+                <w:sz w:val="20"/>
+                <w:szCs w:val="20"/>
+              </w:rPr>
+              <w:t>esomeprazole (as sodium)</w:t>
+            </w:r>
+            <w:r>
+              <w:rPr>
+                <w:rFonts w:ascii="Arial" w:hAnsi="Arial" w:cs="Arial"/>
+                <w:sz w:val="20"/>
+                <w:szCs w:val="20"/>
+              </w:rPr>
+              <w:t xml:space="preserve">, </w:t>
+            </w:r>
+            <w:r>
+              <w:rPr>
+                <w:rFonts w:ascii="Arial" w:hAnsi="Arial" w:cs="Arial"/>
+                <w:sz w:val="20"/>
+                <w:szCs w:val="20"/>
+              </w:rPr>
+              <w:t>esomeprazole strontium</w:t>
+            </w:r>
+            <w:r>
+              <w:rPr>
+                <w:rFonts w:ascii="Arial" w:hAnsi="Arial" w:cs="Arial"/>
+                <w:sz w:val="20"/>
+                <w:szCs w:val="20"/>
+              </w:rPr>
+              <w:t xml:space="preserve">, </w:t>
+            </w:r>
+            <w:r>
+              <w:rPr>
+                <w:rFonts w:ascii="Arial" w:hAnsi="Arial" w:cs="Arial"/>
+                <w:sz w:val="20"/>
+                <w:szCs w:val="20"/>
+              </w:rPr>
+              <w:t>lansoprazole</w:t>
+            </w:r>
+            <w:r>
+              <w:rPr>
+                <w:rFonts w:ascii="Arial" w:hAnsi="Arial" w:cs="Arial"/>
+                <w:sz w:val="20"/>
+                <w:szCs w:val="20"/>
+              </w:rPr>
+              <w:t xml:space="preserve">, </w:t>
+            </w:r>
+            <w:r>
+              <w:rPr>
+                <w:rFonts w:ascii="Arial" w:hAnsi="Arial" w:cs="Arial"/>
+                <w:sz w:val="20"/>
+                <w:szCs w:val="20"/>
+              </w:rPr>
+              <w:t>omeprazole</w:t>
             </w:r>
           </w:p>
         </w:tc>
@@ -1785,7 +1982,7 @@
       <w:tr>
         <w:tc>
           <w:tcPr>
-            <w:tcW w:w="3116" w:type="dxa"/>
+            <w:tcW w:w="0" w:type="auto"/>
           </w:tcPr>
           <w:p>
             <w:pPr>
@@ -1810,7 +2007,7 @@
         </w:tc>
         <w:tc>
           <w:tcPr>
-            <w:tcW w:w="3117" w:type="dxa"/>
+            <w:tcW w:w="0" w:type="auto"/>
           </w:tcPr>
           <w:p>
             <w:pPr>
@@ -1839,16 +2036,6 @@
                 <w:szCs w:val="20"/>
               </w:rPr>
             </w:pPr>
-          </w:p>
-          <w:p>
-            <w:pPr>
-              <w:spacing w:after="160" w:line="276" w:lineRule="auto"/>
-              <w:rPr>
-                <w:rFonts w:ascii="Arial" w:hAnsi="Arial" w:cs="Arial"/>
-                <w:sz w:val="20"/>
-                <w:szCs w:val="20"/>
-              </w:rPr>
-            </w:pPr>
             <w:r>
               <w:rPr>
                 <w:rFonts w:ascii="Arial" w:hAnsi="Arial" w:cs="Arial"/>
@@ -1861,7 +2048,7 @@
         </w:tc>
         <w:tc>
           <w:tcPr>
-            <w:tcW w:w="3117" w:type="dxa"/>
+            <w:tcW w:w="0" w:type="auto"/>
           </w:tcPr>
           <w:p>
             <w:pPr>
@@ -1880,33 +2067,216 @@
               </w:rPr>
               <w:t>Reduced antiplatelet effect of clopidogrel</w:t>
             </w:r>
+            <w:proofErr w:type="gramStart"/>
+            <w:r>
+              <w:rPr>
+                <w:rFonts w:ascii="Arial" w:hAnsi="Arial" w:cs="Arial"/>
+                <w:sz w:val="20"/>
+                <w:szCs w:val="20"/>
+              </w:rPr>
+              <w:t>, ,</w:t>
+            </w:r>
+            <w:proofErr w:type="gramEnd"/>
+            <w:r>
+              <w:rPr>
+                <w:rFonts w:ascii="Arial" w:hAnsi="Arial" w:cs="Arial"/>
+                <w:sz w:val="20"/>
+                <w:szCs w:val="20"/>
+              </w:rPr>
+              <w:t xml:space="preserve"> </w:t>
+            </w:r>
+            <w:r>
+              <w:rPr>
+                <w:rFonts w:ascii="Arial" w:hAnsi="Arial" w:cs="Arial"/>
+                <w:sz w:val="20"/>
+                <w:szCs w:val="20"/>
+              </w:rPr>
+              <w:t>Increased risk of bleeding</w:t>
+            </w:r>
           </w:p>
+        </w:tc>
+        <w:tc>
+          <w:tcPr>
+            <w:tcW w:w="0" w:type="auto"/>
+          </w:tcPr>
           <w:p>
             <w:pPr>
-              <w:spacing w:after="160" w:line="276" w:lineRule="auto"/>
+              <w:spacing w:line="276" w:lineRule="auto"/>
               <w:rPr>
                 <w:rFonts w:ascii="Arial" w:hAnsi="Arial" w:cs="Arial"/>
                 <w:sz w:val="20"/>
                 <w:szCs w:val="20"/>
               </w:rPr>
             </w:pPr>
-          </w:p>
-          <w:p>
-            <w:pPr>
-              <w:spacing w:after="160" w:line="276" w:lineRule="auto"/>
-              <w:rPr>
-                <w:rFonts w:ascii="Arial" w:hAnsi="Arial" w:cs="Arial"/>
-                <w:sz w:val="20"/>
-                <w:szCs w:val="20"/>
-              </w:rPr>
-            </w:pPr>
-            <w:r>
-              <w:rPr>
-                <w:rFonts w:ascii="Arial" w:hAnsi="Arial" w:cs="Arial"/>
-                <w:sz w:val="20"/>
-                <w:szCs w:val="20"/>
-              </w:rPr>
-              <w:t>Increased risk of bleeding</w:t>
+            <w:r>
+              <w:rPr>
+                <w:rFonts w:ascii="Arial" w:hAnsi="Arial" w:cs="Arial"/>
+                <w:sz w:val="20"/>
+                <w:szCs w:val="20"/>
+              </w:rPr>
+              <w:t>citalopram</w:t>
+            </w:r>
+            <w:r>
+              <w:rPr>
+                <w:rFonts w:ascii="Arial" w:hAnsi="Arial" w:cs="Arial"/>
+                <w:sz w:val="20"/>
+                <w:szCs w:val="20"/>
+              </w:rPr>
+              <w:t xml:space="preserve">, </w:t>
+            </w:r>
+            <w:r>
+              <w:rPr>
+                <w:rFonts w:ascii="Arial" w:hAnsi="Arial" w:cs="Arial"/>
+                <w:sz w:val="20"/>
+                <w:szCs w:val="20"/>
+              </w:rPr>
+              <w:t>citalopram (as citalopram hydrobromide)</w:t>
+            </w:r>
+            <w:r>
+              <w:rPr>
+                <w:rFonts w:ascii="Arial" w:hAnsi="Arial" w:cs="Arial"/>
+                <w:sz w:val="20"/>
+                <w:szCs w:val="20"/>
+              </w:rPr>
+              <w:t xml:space="preserve">, </w:t>
+            </w:r>
+            <w:r>
+              <w:rPr>
+                <w:rFonts w:ascii="Arial" w:hAnsi="Arial" w:cs="Arial"/>
+                <w:sz w:val="20"/>
+                <w:szCs w:val="20"/>
+              </w:rPr>
+              <w:t>escitalopram oxalate</w:t>
+            </w:r>
+            <w:r>
+              <w:rPr>
+                <w:rFonts w:ascii="Arial" w:hAnsi="Arial" w:cs="Arial"/>
+                <w:sz w:val="20"/>
+                <w:szCs w:val="20"/>
+              </w:rPr>
+              <w:t xml:space="preserve">, </w:t>
+            </w:r>
+            <w:r>
+              <w:rPr>
+                <w:rFonts w:ascii="Arial" w:hAnsi="Arial" w:cs="Arial"/>
+                <w:sz w:val="20"/>
+                <w:szCs w:val="20"/>
+              </w:rPr>
+              <w:t>escitalopram</w:t>
+            </w:r>
+            <w:r>
+              <w:rPr>
+                <w:rFonts w:ascii="Arial" w:hAnsi="Arial" w:cs="Arial"/>
+                <w:sz w:val="20"/>
+                <w:szCs w:val="20"/>
+              </w:rPr>
+              <w:t xml:space="preserve">, </w:t>
+            </w:r>
+            <w:r>
+              <w:rPr>
+                <w:rFonts w:ascii="Arial" w:hAnsi="Arial" w:cs="Arial"/>
+                <w:sz w:val="20"/>
+                <w:szCs w:val="20"/>
+              </w:rPr>
+              <w:t>fluoxetine (as hydrochloride)</w:t>
+            </w:r>
+            <w:r>
+              <w:rPr>
+                <w:rFonts w:ascii="Arial" w:hAnsi="Arial" w:cs="Arial"/>
+                <w:sz w:val="20"/>
+                <w:szCs w:val="20"/>
+              </w:rPr>
+              <w:t xml:space="preserve">, </w:t>
+            </w:r>
+            <w:r>
+              <w:rPr>
+                <w:rFonts w:ascii="Arial" w:hAnsi="Arial" w:cs="Arial"/>
+                <w:sz w:val="20"/>
+                <w:szCs w:val="20"/>
+              </w:rPr>
+              <w:t>fluoxetine</w:t>
+            </w:r>
+            <w:r>
+              <w:rPr>
+                <w:rFonts w:ascii="Arial" w:hAnsi="Arial" w:cs="Arial"/>
+                <w:sz w:val="20"/>
+                <w:szCs w:val="20"/>
+              </w:rPr>
+              <w:t xml:space="preserve">, </w:t>
+            </w:r>
+            <w:r>
+              <w:rPr>
+                <w:rFonts w:ascii="Arial" w:hAnsi="Arial" w:cs="Arial"/>
+                <w:sz w:val="20"/>
+                <w:szCs w:val="20"/>
+              </w:rPr>
+              <w:t>fluvoxamine maleate</w:t>
+            </w:r>
+            <w:r>
+              <w:rPr>
+                <w:rFonts w:ascii="Arial" w:hAnsi="Arial" w:cs="Arial"/>
+                <w:sz w:val="20"/>
+                <w:szCs w:val="20"/>
+              </w:rPr>
+              <w:t xml:space="preserve">, </w:t>
+            </w:r>
+            <w:r>
+              <w:rPr>
+                <w:rFonts w:ascii="Arial" w:hAnsi="Arial" w:cs="Arial"/>
+                <w:sz w:val="20"/>
+                <w:szCs w:val="20"/>
+              </w:rPr>
+              <w:t>fluvoxamine</w:t>
+            </w:r>
+            <w:r>
+              <w:rPr>
+                <w:rFonts w:ascii="Arial" w:hAnsi="Arial" w:cs="Arial"/>
+                <w:sz w:val="20"/>
+                <w:szCs w:val="20"/>
+              </w:rPr>
+              <w:t xml:space="preserve">, </w:t>
+            </w:r>
+            <w:r>
+              <w:rPr>
+                <w:rFonts w:ascii="Arial" w:hAnsi="Arial" w:cs="Arial"/>
+                <w:sz w:val="20"/>
+                <w:szCs w:val="20"/>
+              </w:rPr>
+              <w:t>paroxetine hydrochloride</w:t>
+            </w:r>
+            <w:r>
+              <w:rPr>
+                <w:rFonts w:ascii="Arial" w:hAnsi="Arial" w:cs="Arial"/>
+                <w:sz w:val="20"/>
+                <w:szCs w:val="20"/>
+              </w:rPr>
+              <w:t xml:space="preserve">, </w:t>
+            </w:r>
+            <w:r>
+              <w:rPr>
+                <w:rFonts w:ascii="Arial" w:hAnsi="Arial" w:cs="Arial"/>
+                <w:sz w:val="20"/>
+                <w:szCs w:val="20"/>
+              </w:rPr>
+              <w:t xml:space="preserve">paroxetine </w:t>
+            </w:r>
+            <w:proofErr w:type="gramStart"/>
+            <w:r>
+              <w:rPr>
+                <w:rFonts w:ascii="Arial" w:hAnsi="Arial" w:cs="Arial"/>
+                <w:sz w:val="20"/>
+                <w:szCs w:val="20"/>
+              </w:rPr>
+              <w:t>mesylate</w:t>
+            </w:r>
+            <w:proofErr w:type="gramEnd"/>
+            <w:r>
+              <w:rPr>
+                <w:rFonts w:ascii="Arial" w:hAnsi="Arial" w:cs="Arial"/>
+                <w:sz w:val="20"/>
+                <w:szCs w:val="20"/>
+              </w:rPr>
+              <w:t>, paroxetine, sertraline, sertraline hydrochloride, vilazodone hydrochloride, vilazodone, vortioxetine (as hydrobromide), vortioxetine</w:t>
             </w:r>
           </w:p>
         </w:tc>
@@ -1914,7 +2284,7 @@
       <w:tr>
         <w:tc>
           <w:tcPr>
-            <w:tcW w:w="3116" w:type="dxa"/>
+            <w:tcW w:w="0" w:type="auto"/>
           </w:tcPr>
           <w:p>
             <w:pPr>
@@ -1939,7 +2309,7 @@
         </w:tc>
         <w:tc>
           <w:tcPr>
-            <w:tcW w:w="3117" w:type="dxa"/>
+            <w:tcW w:w="0" w:type="auto"/>
           </w:tcPr>
           <w:p>
             <w:pPr>
@@ -1962,7 +2332,7 @@
         </w:tc>
         <w:tc>
           <w:tcPr>
-            <w:tcW w:w="3117" w:type="dxa"/>
+            <w:tcW w:w="0" w:type="auto"/>
           </w:tcPr>
           <w:p>
             <w:pPr>
@@ -1980,6 +2350,216 @@
                 <w:szCs w:val="20"/>
               </w:rPr>
               <w:t>Reduced antiplatelet effect of clopidogrel</w:t>
+            </w:r>
+          </w:p>
+        </w:tc>
+        <w:tc>
+          <w:tcPr>
+            <w:tcW w:w="0" w:type="auto"/>
+          </w:tcPr>
+          <w:p>
+            <w:pPr>
+              <w:rPr>
+                <w:rFonts w:ascii="Arial" w:hAnsi="Arial" w:cs="Arial"/>
+                <w:sz w:val="20"/>
+                <w:szCs w:val="20"/>
+              </w:rPr>
+            </w:pPr>
+            <w:r>
+              <w:rPr>
+                <w:rFonts w:ascii="Arial" w:hAnsi="Arial" w:cs="Arial"/>
+                <w:sz w:val="20"/>
+                <w:szCs w:val="20"/>
+              </w:rPr>
+              <w:t>atorvastatin</w:t>
+            </w:r>
+            <w:r>
+              <w:rPr>
+                <w:rFonts w:ascii="Arial" w:hAnsi="Arial" w:cs="Arial"/>
+                <w:sz w:val="20"/>
+                <w:szCs w:val="20"/>
+              </w:rPr>
+              <w:t xml:space="preserve">, </w:t>
+            </w:r>
+            <w:r>
+              <w:rPr>
+                <w:rFonts w:ascii="Arial" w:hAnsi="Arial" w:cs="Arial"/>
+                <w:sz w:val="20"/>
+                <w:szCs w:val="20"/>
+              </w:rPr>
+              <w:t>fluvastatin sodium</w:t>
+            </w:r>
+            <w:r>
+              <w:rPr>
+                <w:rFonts w:ascii="Arial" w:hAnsi="Arial" w:cs="Arial"/>
+                <w:sz w:val="20"/>
+                <w:szCs w:val="20"/>
+              </w:rPr>
+              <w:t xml:space="preserve">, </w:t>
+            </w:r>
+            <w:r>
+              <w:rPr>
+                <w:rFonts w:ascii="Arial" w:hAnsi="Arial" w:cs="Arial"/>
+                <w:sz w:val="20"/>
+                <w:szCs w:val="20"/>
+              </w:rPr>
+              <w:t>fluvastatin</w:t>
+            </w:r>
+            <w:r>
+              <w:rPr>
+                <w:rFonts w:ascii="Arial" w:hAnsi="Arial" w:cs="Arial"/>
+                <w:sz w:val="20"/>
+                <w:szCs w:val="20"/>
+              </w:rPr>
+              <w:t xml:space="preserve">, </w:t>
+            </w:r>
+            <w:r>
+              <w:rPr>
+                <w:rFonts w:ascii="Arial" w:hAnsi="Arial" w:cs="Arial"/>
+                <w:sz w:val="20"/>
+                <w:szCs w:val="20"/>
+              </w:rPr>
+              <w:t>lovastatin</w:t>
+            </w:r>
+            <w:r>
+              <w:rPr>
+                <w:rFonts w:ascii="Arial" w:hAnsi="Arial" w:cs="Arial"/>
+                <w:sz w:val="20"/>
+                <w:szCs w:val="20"/>
+              </w:rPr>
+              <w:t xml:space="preserve">, </w:t>
+            </w:r>
+            <w:proofErr w:type="spellStart"/>
+            <w:r>
+              <w:rPr>
+                <w:rFonts w:ascii="Arial" w:hAnsi="Arial" w:cs="Arial"/>
+                <w:sz w:val="20"/>
+                <w:szCs w:val="20"/>
+              </w:rPr>
+              <w:t>pitavastatin</w:t>
+            </w:r>
+            <w:proofErr w:type="spellEnd"/>
+            <w:r>
+              <w:rPr>
+                <w:rFonts w:ascii="Arial" w:hAnsi="Arial" w:cs="Arial"/>
+                <w:sz w:val="20"/>
+                <w:szCs w:val="20"/>
+              </w:rPr>
+              <w:t xml:space="preserve">, </w:t>
+            </w:r>
+            <w:proofErr w:type="spellStart"/>
+            <w:r>
+              <w:rPr>
+                <w:rFonts w:ascii="Arial" w:hAnsi="Arial" w:cs="Arial"/>
+                <w:sz w:val="20"/>
+                <w:szCs w:val="20"/>
+              </w:rPr>
+              <w:t>pitavastatin</w:t>
+            </w:r>
+            <w:proofErr w:type="spellEnd"/>
+            <w:r>
+              <w:rPr>
+                <w:rFonts w:ascii="Arial" w:hAnsi="Arial" w:cs="Arial"/>
+                <w:sz w:val="20"/>
+                <w:szCs w:val="20"/>
+              </w:rPr>
+              <w:t xml:space="preserve"> (as calcium)</w:t>
+            </w:r>
+            <w:r>
+              <w:rPr>
+                <w:rFonts w:ascii="Arial" w:hAnsi="Arial" w:cs="Arial"/>
+                <w:sz w:val="20"/>
+                <w:szCs w:val="20"/>
+              </w:rPr>
+              <w:t xml:space="preserve">, </w:t>
+            </w:r>
+            <w:r>
+              <w:rPr>
+                <w:rFonts w:ascii="Arial" w:hAnsi="Arial" w:cs="Arial"/>
+                <w:sz w:val="20"/>
+                <w:szCs w:val="20"/>
+              </w:rPr>
+              <w:t>pravastatin</w:t>
+            </w:r>
+            <w:r>
+              <w:rPr>
+                <w:rFonts w:ascii="Arial" w:hAnsi="Arial" w:cs="Arial"/>
+                <w:sz w:val="20"/>
+                <w:szCs w:val="20"/>
+              </w:rPr>
+              <w:t xml:space="preserve">, </w:t>
+            </w:r>
+            <w:r>
+              <w:rPr>
+                <w:rFonts w:ascii="Arial" w:hAnsi="Arial" w:cs="Arial"/>
+                <w:sz w:val="20"/>
+                <w:szCs w:val="20"/>
+              </w:rPr>
+              <w:t>pravastatin sodium</w:t>
+            </w:r>
+            <w:r>
+              <w:rPr>
+                <w:rFonts w:ascii="Arial" w:hAnsi="Arial" w:cs="Arial"/>
+                <w:sz w:val="20"/>
+                <w:szCs w:val="20"/>
+              </w:rPr>
+              <w:t xml:space="preserve">, </w:t>
+            </w:r>
+            <w:r>
+              <w:rPr>
+                <w:rFonts w:ascii="Arial" w:hAnsi="Arial" w:cs="Arial"/>
+                <w:sz w:val="20"/>
+                <w:szCs w:val="20"/>
+              </w:rPr>
+              <w:t>rosuvastatin</w:t>
+            </w:r>
+            <w:r>
+              <w:rPr>
+                <w:rFonts w:ascii="Arial" w:hAnsi="Arial" w:cs="Arial"/>
+                <w:sz w:val="20"/>
+                <w:szCs w:val="20"/>
+              </w:rPr>
+              <w:t xml:space="preserve">, </w:t>
+            </w:r>
+            <w:r>
+              <w:rPr>
+                <w:rFonts w:ascii="Arial" w:hAnsi="Arial" w:cs="Arial"/>
+                <w:sz w:val="20"/>
+                <w:szCs w:val="20"/>
+              </w:rPr>
+              <w:t>rosuvastatin calcium</w:t>
+            </w:r>
+            <w:r>
+              <w:rPr>
+                <w:rFonts w:ascii="Arial" w:hAnsi="Arial" w:cs="Arial"/>
+                <w:sz w:val="20"/>
+                <w:szCs w:val="20"/>
+              </w:rPr>
+              <w:t xml:space="preserve">, </w:t>
+            </w:r>
+            <w:r>
+              <w:rPr>
+                <w:rFonts w:ascii="Arial" w:hAnsi="Arial" w:cs="Arial"/>
+                <w:sz w:val="20"/>
+                <w:szCs w:val="20"/>
+              </w:rPr>
+              <w:t>simvastatin</w:t>
+            </w:r>
+            <w:r>
+              <w:rPr>
+                <w:rFonts w:ascii="Arial" w:hAnsi="Arial" w:cs="Arial"/>
+                <w:sz w:val="20"/>
+                <w:szCs w:val="20"/>
+              </w:rPr>
+              <w:t xml:space="preserve">, </w:t>
+            </w:r>
+            <w:r>
+              <w:rPr>
+                <w:rFonts w:ascii="Arial" w:hAnsi="Arial" w:cs="Arial"/>
+                <w:sz w:val="20"/>
+                <w:szCs w:val="20"/>
+              </w:rPr>
+              <w:t>cerivastatin</w:t>
             </w:r>
           </w:p>
         </w:tc>
@@ -1987,7 +2567,7 @@
       <w:tr>
         <w:tc>
           <w:tcPr>
-            <w:tcW w:w="3116" w:type="dxa"/>
+            <w:tcW w:w="0" w:type="auto"/>
           </w:tcPr>
           <w:p>
             <w:pPr>
@@ -2012,7 +2592,7 @@
         </w:tc>
         <w:tc>
           <w:tcPr>
-            <w:tcW w:w="3117" w:type="dxa"/>
+            <w:tcW w:w="0" w:type="auto"/>
           </w:tcPr>
           <w:p>
             <w:pPr>
@@ -2035,7 +2615,7 @@
         </w:tc>
         <w:tc>
           <w:tcPr>
-            <w:tcW w:w="3117" w:type="dxa"/>
+            <w:tcW w:w="0" w:type="auto"/>
           </w:tcPr>
           <w:p>
             <w:pPr>
@@ -2053,6 +2633,281 @@
                 <w:szCs w:val="20"/>
               </w:rPr>
               <w:t>Increased risk of bleeding</w:t>
+            </w:r>
+          </w:p>
+        </w:tc>
+        <w:tc>
+          <w:tcPr>
+            <w:tcW w:w="0" w:type="auto"/>
+          </w:tcPr>
+          <w:p>
+            <w:pPr>
+              <w:spacing w:line="276" w:lineRule="auto"/>
+              <w:rPr>
+                <w:rFonts w:ascii="Arial" w:hAnsi="Arial" w:cs="Arial"/>
+                <w:sz w:val="20"/>
+                <w:szCs w:val="20"/>
+              </w:rPr>
+            </w:pPr>
+            <w:r>
+              <w:rPr>
+                <w:rFonts w:ascii="Arial" w:hAnsi="Arial" w:cs="Arial"/>
+                <w:sz w:val="20"/>
+                <w:szCs w:val="20"/>
+              </w:rPr>
+              <w:t>apixaban</w:t>
+            </w:r>
+            <w:r>
+              <w:rPr>
+                <w:rFonts w:ascii="Arial" w:hAnsi="Arial" w:cs="Arial"/>
+                <w:sz w:val="20"/>
+                <w:szCs w:val="20"/>
+              </w:rPr>
+              <w:t xml:space="preserve">, </w:t>
+            </w:r>
+            <w:r>
+              <w:rPr>
+                <w:rFonts w:ascii="Arial" w:hAnsi="Arial" w:cs="Arial"/>
+                <w:sz w:val="20"/>
+                <w:szCs w:val="20"/>
+              </w:rPr>
+              <w:t>betrixaban</w:t>
+            </w:r>
+            <w:r>
+              <w:rPr>
+                <w:rFonts w:ascii="Arial" w:hAnsi="Arial" w:cs="Arial"/>
+                <w:sz w:val="20"/>
+                <w:szCs w:val="20"/>
+              </w:rPr>
+              <w:t xml:space="preserve">, </w:t>
+            </w:r>
+            <w:r>
+              <w:rPr>
+                <w:rFonts w:ascii="Arial" w:hAnsi="Arial" w:cs="Arial"/>
+                <w:sz w:val="20"/>
+                <w:szCs w:val="20"/>
+              </w:rPr>
+              <w:t>dabigatran</w:t>
+            </w:r>
+            <w:r>
+              <w:rPr>
+                <w:rFonts w:ascii="Arial" w:hAnsi="Arial" w:cs="Arial"/>
+                <w:sz w:val="20"/>
+                <w:szCs w:val="20"/>
+              </w:rPr>
+              <w:t xml:space="preserve">, </w:t>
+            </w:r>
+            <w:r>
+              <w:rPr>
+                <w:rFonts w:ascii="Arial" w:hAnsi="Arial" w:cs="Arial"/>
+                <w:sz w:val="20"/>
+                <w:szCs w:val="20"/>
+              </w:rPr>
+              <w:t xml:space="preserve">dabigatran </w:t>
+            </w:r>
+            <w:proofErr w:type="spellStart"/>
+            <w:r>
+              <w:rPr>
+                <w:rFonts w:ascii="Arial" w:hAnsi="Arial" w:cs="Arial"/>
+                <w:sz w:val="20"/>
+                <w:szCs w:val="20"/>
+              </w:rPr>
+              <w:t>etexilate</w:t>
+            </w:r>
+            <w:proofErr w:type="spellEnd"/>
+            <w:r>
+              <w:rPr>
+                <w:rFonts w:ascii="Arial" w:hAnsi="Arial" w:cs="Arial"/>
+                <w:sz w:val="20"/>
+                <w:szCs w:val="20"/>
+              </w:rPr>
+              <w:t xml:space="preserve">, </w:t>
+            </w:r>
+            <w:proofErr w:type="spellStart"/>
+            <w:r>
+              <w:rPr>
+                <w:rFonts w:ascii="Arial" w:hAnsi="Arial" w:cs="Arial"/>
+                <w:sz w:val="20"/>
+                <w:szCs w:val="20"/>
+              </w:rPr>
+              <w:t>dalteparin</w:t>
+            </w:r>
+            <w:proofErr w:type="spellEnd"/>
+            <w:r>
+              <w:rPr>
+                <w:rFonts w:ascii="Arial" w:hAnsi="Arial" w:cs="Arial"/>
+                <w:sz w:val="20"/>
+                <w:szCs w:val="20"/>
+              </w:rPr>
+              <w:t xml:space="preserve">, </w:t>
+            </w:r>
+            <w:proofErr w:type="spellStart"/>
+            <w:r>
+              <w:rPr>
+                <w:rFonts w:ascii="Arial" w:hAnsi="Arial" w:cs="Arial"/>
+                <w:sz w:val="20"/>
+                <w:szCs w:val="20"/>
+              </w:rPr>
+              <w:t>dalteparin</w:t>
+            </w:r>
+            <w:proofErr w:type="spellEnd"/>
+            <w:r>
+              <w:rPr>
+                <w:rFonts w:ascii="Arial" w:hAnsi="Arial" w:cs="Arial"/>
+                <w:sz w:val="20"/>
+                <w:szCs w:val="20"/>
+              </w:rPr>
+              <w:t xml:space="preserve"> sodium</w:t>
+            </w:r>
+            <w:r>
+              <w:rPr>
+                <w:rFonts w:ascii="Arial" w:hAnsi="Arial" w:cs="Arial"/>
+                <w:sz w:val="20"/>
+                <w:szCs w:val="20"/>
+              </w:rPr>
+              <w:t xml:space="preserve">, </w:t>
+            </w:r>
+            <w:proofErr w:type="spellStart"/>
+            <w:r>
+              <w:rPr>
+                <w:rFonts w:ascii="Arial" w:hAnsi="Arial" w:cs="Arial"/>
+                <w:sz w:val="20"/>
+                <w:szCs w:val="20"/>
+              </w:rPr>
+              <w:t>edoxaban</w:t>
+            </w:r>
+            <w:proofErr w:type="spellEnd"/>
+            <w:r>
+              <w:rPr>
+                <w:rFonts w:ascii="Arial" w:hAnsi="Arial" w:cs="Arial"/>
+                <w:sz w:val="20"/>
+                <w:szCs w:val="20"/>
+              </w:rPr>
+              <w:t xml:space="preserve">, </w:t>
+            </w:r>
+            <w:proofErr w:type="spellStart"/>
+            <w:r>
+              <w:rPr>
+                <w:rFonts w:ascii="Arial" w:hAnsi="Arial" w:cs="Arial"/>
+                <w:sz w:val="20"/>
+                <w:szCs w:val="20"/>
+              </w:rPr>
+              <w:t>edoxaban</w:t>
+            </w:r>
+            <w:proofErr w:type="spellEnd"/>
+            <w:r>
+              <w:rPr>
+                <w:rFonts w:ascii="Arial" w:hAnsi="Arial" w:cs="Arial"/>
+                <w:sz w:val="20"/>
+                <w:szCs w:val="20"/>
+              </w:rPr>
+              <w:t xml:space="preserve"> (as </w:t>
+            </w:r>
+            <w:proofErr w:type="spellStart"/>
+            <w:r>
+              <w:rPr>
+                <w:rFonts w:ascii="Arial" w:hAnsi="Arial" w:cs="Arial"/>
+                <w:sz w:val="20"/>
+                <w:szCs w:val="20"/>
+              </w:rPr>
+              <w:t>tosylate</w:t>
+            </w:r>
+            <w:proofErr w:type="spellEnd"/>
+            <w:r>
+              <w:rPr>
+                <w:rFonts w:ascii="Arial" w:hAnsi="Arial" w:cs="Arial"/>
+                <w:sz w:val="20"/>
+                <w:szCs w:val="20"/>
+              </w:rPr>
+              <w:t>)</w:t>
+            </w:r>
+            <w:r>
+              <w:rPr>
+                <w:rFonts w:ascii="Arial" w:hAnsi="Arial" w:cs="Arial"/>
+                <w:sz w:val="20"/>
+                <w:szCs w:val="20"/>
+              </w:rPr>
+              <w:t xml:space="preserve">, </w:t>
+            </w:r>
+            <w:r>
+              <w:rPr>
+                <w:rFonts w:ascii="Arial" w:hAnsi="Arial" w:cs="Arial"/>
+                <w:sz w:val="20"/>
+                <w:szCs w:val="20"/>
+              </w:rPr>
+              <w:t xml:space="preserve">enoxaparin, enoxaparin sodium, fondaparinux, fondaparinux sodium, </w:t>
+            </w:r>
+            <w:r>
+              <w:rPr>
+                <w:rFonts w:ascii="Arial" w:hAnsi="Arial" w:cs="Arial"/>
+                <w:sz w:val="20"/>
+                <w:szCs w:val="20"/>
+              </w:rPr>
+              <w:t>heparin</w:t>
+            </w:r>
+            <w:r>
+              <w:rPr>
+                <w:rFonts w:ascii="Arial" w:hAnsi="Arial" w:cs="Arial"/>
+                <w:sz w:val="20"/>
+                <w:szCs w:val="20"/>
+              </w:rPr>
+              <w:t xml:space="preserve">, </w:t>
+            </w:r>
+            <w:r>
+              <w:rPr>
+                <w:rFonts w:ascii="Arial" w:hAnsi="Arial" w:cs="Arial"/>
+                <w:sz w:val="20"/>
+                <w:szCs w:val="20"/>
+              </w:rPr>
+              <w:t>rivaroxaban</w:t>
+            </w:r>
+            <w:r>
+              <w:rPr>
+                <w:rFonts w:ascii="Arial" w:hAnsi="Arial" w:cs="Arial"/>
+                <w:sz w:val="20"/>
+                <w:szCs w:val="20"/>
+              </w:rPr>
+              <w:t xml:space="preserve">, </w:t>
+            </w:r>
+            <w:r>
+              <w:rPr>
+                <w:rFonts w:ascii="Arial" w:hAnsi="Arial" w:cs="Arial"/>
+                <w:sz w:val="20"/>
+                <w:szCs w:val="20"/>
+              </w:rPr>
+              <w:t>tinzaparin</w:t>
+            </w:r>
+            <w:r>
+              <w:rPr>
+                <w:rFonts w:ascii="Arial" w:hAnsi="Arial" w:cs="Arial"/>
+                <w:sz w:val="20"/>
+                <w:szCs w:val="20"/>
+              </w:rPr>
+              <w:t xml:space="preserve">, </w:t>
+            </w:r>
+            <w:r>
+              <w:rPr>
+                <w:rFonts w:ascii="Arial" w:hAnsi="Arial" w:cs="Arial"/>
+                <w:sz w:val="20"/>
+                <w:szCs w:val="20"/>
+              </w:rPr>
+              <w:t>warfarin</w:t>
+            </w:r>
+            <w:r>
+              <w:rPr>
+                <w:rFonts w:ascii="Arial" w:hAnsi="Arial" w:cs="Arial"/>
+                <w:sz w:val="20"/>
+                <w:szCs w:val="20"/>
+              </w:rPr>
+              <w:t xml:space="preserve">, </w:t>
+            </w:r>
+            <w:r>
+              <w:rPr>
+                <w:rFonts w:ascii="Arial" w:hAnsi="Arial" w:cs="Arial"/>
+                <w:sz w:val="20"/>
+                <w:szCs w:val="20"/>
+              </w:rPr>
+              <w:t>warfarin sodium</w:t>
             </w:r>
           </w:p>
         </w:tc>
@@ -2060,7 +2915,7 @@
       <w:tr>
         <w:tc>
           <w:tcPr>
-            <w:tcW w:w="3116" w:type="dxa"/>
+            <w:tcW w:w="0" w:type="auto"/>
           </w:tcPr>
           <w:p>
             <w:pPr>
@@ -2083,7 +2938,7 @@
         </w:tc>
         <w:tc>
           <w:tcPr>
-            <w:tcW w:w="3117" w:type="dxa"/>
+            <w:tcW w:w="0" w:type="auto"/>
           </w:tcPr>
           <w:p>
             <w:pPr>
@@ -2106,7 +2961,7 @@
         </w:tc>
         <w:tc>
           <w:tcPr>
-            <w:tcW w:w="3117" w:type="dxa"/>
+            <w:tcW w:w="0" w:type="auto"/>
           </w:tcPr>
           <w:p>
             <w:pPr>
@@ -2124,6 +2979,596 @@
                 <w:szCs w:val="20"/>
               </w:rPr>
               <w:t>Increased risk of bleeding</w:t>
+            </w:r>
+          </w:p>
+        </w:tc>
+        <w:tc>
+          <w:tcPr>
+            <w:tcW w:w="0" w:type="auto"/>
+          </w:tcPr>
+          <w:p>
+            <w:pPr>
+              <w:spacing w:line="276" w:lineRule="auto"/>
+              <w:rPr>
+                <w:rFonts w:ascii="Arial" w:hAnsi="Arial" w:cs="Arial"/>
+                <w:sz w:val="20"/>
+                <w:szCs w:val="20"/>
+                <w:u w:val="single"/>
+              </w:rPr>
+            </w:pPr>
+            <w:r>
+              <w:rPr>
+                <w:rFonts w:ascii="Arial" w:hAnsi="Arial" w:cs="Arial"/>
+                <w:sz w:val="20"/>
+                <w:szCs w:val="20"/>
+                <w:u w:val="single"/>
+              </w:rPr>
+              <w:t>Prescription Drugs</w:t>
+            </w:r>
+          </w:p>
+          <w:p>
+            <w:pPr>
+              <w:spacing w:line="276" w:lineRule="auto"/>
+              <w:rPr>
+                <w:rFonts w:ascii="Arial" w:hAnsi="Arial" w:cs="Arial"/>
+                <w:sz w:val="20"/>
+                <w:szCs w:val="20"/>
+              </w:rPr>
+            </w:pPr>
+            <w:r>
+              <w:rPr>
+                <w:rFonts w:ascii="Arial" w:hAnsi="Arial" w:cs="Arial"/>
+                <w:sz w:val="20"/>
+                <w:szCs w:val="20"/>
+              </w:rPr>
+              <w:t>celecoxib</w:t>
+            </w:r>
+            <w:r>
+              <w:rPr>
+                <w:rFonts w:ascii="Arial" w:hAnsi="Arial" w:cs="Arial"/>
+                <w:sz w:val="20"/>
+                <w:szCs w:val="20"/>
+              </w:rPr>
+              <w:t xml:space="preserve">, </w:t>
+            </w:r>
+            <w:proofErr w:type="spellStart"/>
+            <w:r>
+              <w:rPr>
+                <w:rFonts w:ascii="Arial" w:hAnsi="Arial" w:cs="Arial"/>
+                <w:sz w:val="20"/>
+                <w:szCs w:val="20"/>
+              </w:rPr>
+              <w:t>rofecoxib</w:t>
+            </w:r>
+            <w:proofErr w:type="spellEnd"/>
+            <w:r>
+              <w:rPr>
+                <w:rFonts w:ascii="Arial" w:hAnsi="Arial" w:cs="Arial"/>
+                <w:sz w:val="20"/>
+                <w:szCs w:val="20"/>
+              </w:rPr>
+              <w:t xml:space="preserve">, </w:t>
+            </w:r>
+            <w:r>
+              <w:rPr>
+                <w:rFonts w:ascii="Arial" w:hAnsi="Arial" w:cs="Arial"/>
+                <w:sz w:val="20"/>
+                <w:szCs w:val="20"/>
+              </w:rPr>
+              <w:t>valdecoxib</w:t>
+            </w:r>
+            <w:r>
+              <w:rPr>
+                <w:rFonts w:ascii="Arial" w:hAnsi="Arial" w:cs="Arial"/>
+                <w:sz w:val="20"/>
+                <w:szCs w:val="20"/>
+              </w:rPr>
+              <w:t xml:space="preserve">, </w:t>
+            </w:r>
+            <w:proofErr w:type="spellStart"/>
+            <w:r>
+              <w:rPr>
+                <w:rFonts w:ascii="Arial" w:hAnsi="Arial" w:cs="Arial"/>
+                <w:sz w:val="20"/>
+                <w:szCs w:val="20"/>
+              </w:rPr>
+              <w:t>bromfenac</w:t>
+            </w:r>
+            <w:proofErr w:type="spellEnd"/>
+            <w:r>
+              <w:rPr>
+                <w:rFonts w:ascii="Arial" w:hAnsi="Arial" w:cs="Arial"/>
+                <w:sz w:val="20"/>
+                <w:szCs w:val="20"/>
+              </w:rPr>
+              <w:t xml:space="preserve"> (as sodium sesquihydrate)</w:t>
+            </w:r>
+            <w:r>
+              <w:rPr>
+                <w:rFonts w:ascii="Arial" w:hAnsi="Arial" w:cs="Arial"/>
+                <w:sz w:val="20"/>
+                <w:szCs w:val="20"/>
+              </w:rPr>
+              <w:t xml:space="preserve">, </w:t>
+            </w:r>
+            <w:proofErr w:type="spellStart"/>
+            <w:r>
+              <w:rPr>
+                <w:rFonts w:ascii="Arial" w:hAnsi="Arial" w:cs="Arial"/>
+                <w:sz w:val="20"/>
+                <w:szCs w:val="20"/>
+              </w:rPr>
+              <w:t>bromfenac</w:t>
+            </w:r>
+            <w:proofErr w:type="spellEnd"/>
+            <w:r>
+              <w:rPr>
+                <w:rFonts w:ascii="Arial" w:hAnsi="Arial" w:cs="Arial"/>
+                <w:sz w:val="20"/>
+                <w:szCs w:val="20"/>
+              </w:rPr>
+              <w:t xml:space="preserve">, </w:t>
+            </w:r>
+            <w:r>
+              <w:rPr>
+                <w:rFonts w:ascii="Arial" w:hAnsi="Arial" w:cs="Arial"/>
+                <w:sz w:val="20"/>
+                <w:szCs w:val="20"/>
+              </w:rPr>
+              <w:t xml:space="preserve">diclofenac </w:t>
+            </w:r>
+            <w:proofErr w:type="spellStart"/>
+            <w:r>
+              <w:rPr>
+                <w:rFonts w:ascii="Arial" w:hAnsi="Arial" w:cs="Arial"/>
+                <w:sz w:val="20"/>
+                <w:szCs w:val="20"/>
+              </w:rPr>
+              <w:t>epolamine</w:t>
+            </w:r>
+            <w:proofErr w:type="spellEnd"/>
+            <w:r>
+              <w:rPr>
+                <w:rFonts w:ascii="Arial" w:hAnsi="Arial" w:cs="Arial"/>
+                <w:sz w:val="20"/>
+                <w:szCs w:val="20"/>
+              </w:rPr>
+              <w:t xml:space="preserve">, </w:t>
+            </w:r>
+            <w:r>
+              <w:rPr>
+                <w:rFonts w:ascii="Arial" w:hAnsi="Arial" w:cs="Arial"/>
+                <w:sz w:val="20"/>
+                <w:szCs w:val="20"/>
+              </w:rPr>
+              <w:t>diclofenac potassium</w:t>
+            </w:r>
+            <w:r>
+              <w:rPr>
+                <w:rFonts w:ascii="Arial" w:hAnsi="Arial" w:cs="Arial"/>
+                <w:sz w:val="20"/>
+                <w:szCs w:val="20"/>
+              </w:rPr>
+              <w:t xml:space="preserve">, </w:t>
+            </w:r>
+            <w:r>
+              <w:rPr>
+                <w:rFonts w:ascii="Arial" w:hAnsi="Arial" w:cs="Arial"/>
+                <w:sz w:val="20"/>
+                <w:szCs w:val="20"/>
+              </w:rPr>
+              <w:t>diclofenac sodium</w:t>
+            </w:r>
+            <w:r>
+              <w:rPr>
+                <w:rFonts w:ascii="Arial" w:hAnsi="Arial" w:cs="Arial"/>
+                <w:sz w:val="20"/>
+                <w:szCs w:val="20"/>
+              </w:rPr>
+              <w:t xml:space="preserve">, </w:t>
+            </w:r>
+            <w:r>
+              <w:rPr>
+                <w:rFonts w:ascii="Arial" w:hAnsi="Arial" w:cs="Arial"/>
+                <w:sz w:val="20"/>
+                <w:szCs w:val="20"/>
+              </w:rPr>
+              <w:t xml:space="preserve">diclofenac, diflunisal, etodolac, </w:t>
+            </w:r>
+            <w:proofErr w:type="spellStart"/>
+            <w:r>
+              <w:rPr>
+                <w:rFonts w:ascii="Arial" w:hAnsi="Arial" w:cs="Arial"/>
+                <w:sz w:val="20"/>
+                <w:szCs w:val="20"/>
+              </w:rPr>
+              <w:t>fenoprofen</w:t>
+            </w:r>
+            <w:proofErr w:type="spellEnd"/>
+            <w:r>
+              <w:rPr>
+                <w:rFonts w:ascii="Arial" w:hAnsi="Arial" w:cs="Arial"/>
+                <w:sz w:val="20"/>
+                <w:szCs w:val="20"/>
+              </w:rPr>
+              <w:t xml:space="preserve"> calcium, </w:t>
+            </w:r>
+            <w:proofErr w:type="spellStart"/>
+            <w:r>
+              <w:rPr>
+                <w:rFonts w:ascii="Arial" w:hAnsi="Arial" w:cs="Arial"/>
+                <w:sz w:val="20"/>
+                <w:szCs w:val="20"/>
+              </w:rPr>
+              <w:t>fenoprofen</w:t>
+            </w:r>
+            <w:proofErr w:type="spellEnd"/>
+            <w:r>
+              <w:rPr>
+                <w:rFonts w:ascii="Arial" w:hAnsi="Arial" w:cs="Arial"/>
+                <w:sz w:val="20"/>
+                <w:szCs w:val="20"/>
+              </w:rPr>
+              <w:t xml:space="preserve">, flurbiprofen, flurbiprofen sodium, indomethacin, ketoprofen, ketorolac tromethamine, </w:t>
+            </w:r>
+            <w:r>
+              <w:rPr>
+                <w:rFonts w:ascii="Arial" w:hAnsi="Arial" w:cs="Arial"/>
+                <w:sz w:val="20"/>
+                <w:szCs w:val="20"/>
+              </w:rPr>
+              <w:lastRenderedPageBreak/>
+              <w:t xml:space="preserve">ketorolac, </w:t>
+            </w:r>
+            <w:r>
+              <w:rPr>
+                <w:rFonts w:ascii="Arial" w:hAnsi="Arial" w:cs="Arial"/>
+                <w:sz w:val="20"/>
+                <w:szCs w:val="20"/>
+              </w:rPr>
+              <w:t>meclofenamate sodium</w:t>
+            </w:r>
+            <w:r>
+              <w:rPr>
+                <w:rFonts w:ascii="Arial" w:hAnsi="Arial" w:cs="Arial"/>
+                <w:sz w:val="20"/>
+                <w:szCs w:val="20"/>
+              </w:rPr>
+              <w:t xml:space="preserve">, </w:t>
+            </w:r>
+            <w:r>
+              <w:rPr>
+                <w:rFonts w:ascii="Arial" w:hAnsi="Arial" w:cs="Arial"/>
+                <w:sz w:val="20"/>
+                <w:szCs w:val="20"/>
+              </w:rPr>
+              <w:t>meclofenamate</w:t>
+            </w:r>
+            <w:r>
+              <w:rPr>
+                <w:rFonts w:ascii="Arial" w:hAnsi="Arial" w:cs="Arial"/>
+                <w:sz w:val="20"/>
+                <w:szCs w:val="20"/>
+              </w:rPr>
+              <w:t xml:space="preserve">, </w:t>
+            </w:r>
+            <w:r>
+              <w:rPr>
+                <w:rFonts w:ascii="Arial" w:hAnsi="Arial" w:cs="Arial"/>
+                <w:sz w:val="20"/>
+                <w:szCs w:val="20"/>
+              </w:rPr>
+              <w:t>mefenamic acid</w:t>
+            </w:r>
+            <w:r>
+              <w:rPr>
+                <w:rFonts w:ascii="Arial" w:hAnsi="Arial" w:cs="Arial"/>
+                <w:sz w:val="20"/>
+                <w:szCs w:val="20"/>
+              </w:rPr>
+              <w:t xml:space="preserve">, </w:t>
+            </w:r>
+            <w:r>
+              <w:rPr>
+                <w:rFonts w:ascii="Arial" w:hAnsi="Arial" w:cs="Arial"/>
+                <w:sz w:val="20"/>
+                <w:szCs w:val="20"/>
+              </w:rPr>
+              <w:t>meloxicam</w:t>
+            </w:r>
+            <w:r>
+              <w:rPr>
+                <w:rFonts w:ascii="Arial" w:hAnsi="Arial" w:cs="Arial"/>
+                <w:sz w:val="20"/>
+                <w:szCs w:val="20"/>
+              </w:rPr>
+              <w:t xml:space="preserve">, </w:t>
+            </w:r>
+            <w:proofErr w:type="spellStart"/>
+            <w:r>
+              <w:rPr>
+                <w:rFonts w:ascii="Arial" w:hAnsi="Arial" w:cs="Arial"/>
+                <w:sz w:val="20"/>
+                <w:szCs w:val="20"/>
+              </w:rPr>
+              <w:t>nabumetone</w:t>
+            </w:r>
+            <w:proofErr w:type="spellEnd"/>
+            <w:r>
+              <w:rPr>
+                <w:rFonts w:ascii="Arial" w:hAnsi="Arial" w:cs="Arial"/>
+                <w:sz w:val="20"/>
+                <w:szCs w:val="20"/>
+              </w:rPr>
+              <w:t xml:space="preserve">, </w:t>
+            </w:r>
+            <w:r>
+              <w:rPr>
+                <w:rFonts w:ascii="Arial" w:hAnsi="Arial" w:cs="Arial"/>
+                <w:sz w:val="20"/>
+                <w:szCs w:val="20"/>
+              </w:rPr>
+              <w:t>nepafenac</w:t>
+            </w:r>
+            <w:r>
+              <w:rPr>
+                <w:rFonts w:ascii="Arial" w:hAnsi="Arial" w:cs="Arial"/>
+                <w:sz w:val="20"/>
+                <w:szCs w:val="20"/>
+              </w:rPr>
+              <w:t xml:space="preserve">, </w:t>
+            </w:r>
+            <w:proofErr w:type="spellStart"/>
+            <w:r>
+              <w:rPr>
+                <w:rFonts w:ascii="Arial" w:hAnsi="Arial" w:cs="Arial"/>
+                <w:sz w:val="20"/>
+                <w:szCs w:val="20"/>
+              </w:rPr>
+              <w:t>oxaprozin</w:t>
+            </w:r>
+            <w:proofErr w:type="spellEnd"/>
+            <w:r>
+              <w:rPr>
+                <w:rFonts w:ascii="Arial" w:hAnsi="Arial" w:cs="Arial"/>
+                <w:sz w:val="20"/>
+                <w:szCs w:val="20"/>
+              </w:rPr>
+              <w:t xml:space="preserve">, </w:t>
+            </w:r>
+            <w:r>
+              <w:rPr>
+                <w:rFonts w:ascii="Arial" w:hAnsi="Arial" w:cs="Arial"/>
+                <w:sz w:val="20"/>
+                <w:szCs w:val="20"/>
+              </w:rPr>
+              <w:t>oxyphenbutazone</w:t>
+            </w:r>
+            <w:r>
+              <w:rPr>
+                <w:rFonts w:ascii="Arial" w:hAnsi="Arial" w:cs="Arial"/>
+                <w:sz w:val="20"/>
+                <w:szCs w:val="20"/>
+              </w:rPr>
+              <w:t xml:space="preserve">, </w:t>
+            </w:r>
+            <w:r>
+              <w:rPr>
+                <w:rFonts w:ascii="Arial" w:hAnsi="Arial" w:cs="Arial"/>
+                <w:sz w:val="20"/>
+                <w:szCs w:val="20"/>
+              </w:rPr>
+              <w:t>phenylbutazone</w:t>
+            </w:r>
+            <w:r>
+              <w:rPr>
+                <w:rFonts w:ascii="Arial" w:hAnsi="Arial" w:cs="Arial"/>
+                <w:sz w:val="20"/>
+                <w:szCs w:val="20"/>
+              </w:rPr>
+              <w:t xml:space="preserve">, </w:t>
+            </w:r>
+            <w:r>
+              <w:rPr>
+                <w:rFonts w:ascii="Arial" w:hAnsi="Arial" w:cs="Arial"/>
+                <w:sz w:val="20"/>
+                <w:szCs w:val="20"/>
+              </w:rPr>
+              <w:t>piroxicam</w:t>
+            </w:r>
+            <w:r>
+              <w:rPr>
+                <w:rFonts w:ascii="Arial" w:hAnsi="Arial" w:cs="Arial"/>
+                <w:sz w:val="20"/>
+                <w:szCs w:val="20"/>
+              </w:rPr>
+              <w:t xml:space="preserve">, </w:t>
+            </w:r>
+            <w:r>
+              <w:rPr>
+                <w:rFonts w:ascii="Arial" w:hAnsi="Arial" w:cs="Arial"/>
+                <w:sz w:val="20"/>
+                <w:szCs w:val="20"/>
+              </w:rPr>
+              <w:t>sulindac</w:t>
+            </w:r>
+            <w:r>
+              <w:rPr>
+                <w:rFonts w:ascii="Arial" w:hAnsi="Arial" w:cs="Arial"/>
+                <w:sz w:val="20"/>
+                <w:szCs w:val="20"/>
+              </w:rPr>
+              <w:t xml:space="preserve">, </w:t>
+            </w:r>
+            <w:proofErr w:type="spellStart"/>
+            <w:r>
+              <w:rPr>
+                <w:rFonts w:ascii="Arial" w:hAnsi="Arial" w:cs="Arial"/>
+                <w:sz w:val="20"/>
+                <w:szCs w:val="20"/>
+              </w:rPr>
+              <w:t>suprofen</w:t>
+            </w:r>
+            <w:proofErr w:type="spellEnd"/>
+            <w:r>
+              <w:rPr>
+                <w:rFonts w:ascii="Arial" w:hAnsi="Arial" w:cs="Arial"/>
+                <w:sz w:val="20"/>
+                <w:szCs w:val="20"/>
+              </w:rPr>
+              <w:t xml:space="preserve">, </w:t>
+            </w:r>
+            <w:r>
+              <w:rPr>
+                <w:rFonts w:ascii="Arial" w:hAnsi="Arial" w:cs="Arial"/>
+                <w:sz w:val="20"/>
+                <w:szCs w:val="20"/>
+              </w:rPr>
+              <w:t>tolmetin sodium</w:t>
+            </w:r>
+            <w:r>
+              <w:rPr>
+                <w:rFonts w:ascii="Arial" w:hAnsi="Arial" w:cs="Arial"/>
+                <w:sz w:val="20"/>
+                <w:szCs w:val="20"/>
+              </w:rPr>
+              <w:t xml:space="preserve">, </w:t>
+            </w:r>
+            <w:r>
+              <w:rPr>
+                <w:rFonts w:ascii="Arial" w:hAnsi="Arial" w:cs="Arial"/>
+                <w:sz w:val="20"/>
+                <w:szCs w:val="20"/>
+              </w:rPr>
+              <w:t>tolmetin</w:t>
+            </w:r>
+            <w:r>
+              <w:rPr>
+                <w:rFonts w:ascii="Arial" w:hAnsi="Arial" w:cs="Arial"/>
+                <w:sz w:val="20"/>
+                <w:szCs w:val="20"/>
+              </w:rPr>
+              <w:t xml:space="preserve">, </w:t>
+            </w:r>
+            <w:proofErr w:type="spellStart"/>
+            <w:r>
+              <w:rPr>
+                <w:rFonts w:ascii="Arial" w:hAnsi="Arial" w:cs="Arial"/>
+                <w:sz w:val="20"/>
+                <w:szCs w:val="20"/>
+              </w:rPr>
+              <w:t>salsalate</w:t>
+            </w:r>
+            <w:proofErr w:type="spellEnd"/>
+          </w:p>
+          <w:p>
+            <w:pPr>
+              <w:spacing w:line="276" w:lineRule="auto"/>
+              <w:rPr>
+                <w:rFonts w:ascii="Arial" w:hAnsi="Arial" w:cs="Arial"/>
+                <w:sz w:val="20"/>
+                <w:szCs w:val="20"/>
+                <w:u w:val="single"/>
+              </w:rPr>
+            </w:pPr>
+          </w:p>
+          <w:p>
+            <w:pPr>
+              <w:spacing w:line="276" w:lineRule="auto"/>
+              <w:rPr>
+                <w:rFonts w:ascii="Arial" w:hAnsi="Arial" w:cs="Arial"/>
+                <w:sz w:val="20"/>
+                <w:szCs w:val="20"/>
+              </w:rPr>
+            </w:pPr>
+            <w:r>
+              <w:rPr>
+                <w:rFonts w:ascii="Arial" w:hAnsi="Arial" w:cs="Arial"/>
+                <w:sz w:val="20"/>
+                <w:szCs w:val="20"/>
+                <w:u w:val="single"/>
+              </w:rPr>
+              <w:t>Nonprescription (OTC) NSAIDs</w:t>
+            </w:r>
+            <w:r>
+              <w:rPr>
+                <w:rFonts w:ascii="Arial" w:hAnsi="Arial" w:cs="Arial"/>
+                <w:sz w:val="20"/>
+                <w:szCs w:val="20"/>
+              </w:rPr>
+              <w:t xml:space="preserve">, </w:t>
+            </w:r>
+            <w:r>
+              <w:rPr>
+                <w:rFonts w:ascii="Arial" w:hAnsi="Arial" w:cs="Arial"/>
+                <w:sz w:val="20"/>
+                <w:szCs w:val="20"/>
+              </w:rPr>
+              <w:t>ibuprofen</w:t>
+            </w:r>
+            <w:r>
+              <w:rPr>
+                <w:rFonts w:ascii="Arial" w:hAnsi="Arial" w:cs="Arial"/>
+                <w:sz w:val="20"/>
+                <w:szCs w:val="20"/>
+              </w:rPr>
+              <w:t xml:space="preserve">, </w:t>
+            </w:r>
+            <w:r>
+              <w:rPr>
+                <w:rFonts w:ascii="Arial" w:hAnsi="Arial" w:cs="Arial"/>
+                <w:sz w:val="20"/>
+                <w:szCs w:val="20"/>
+              </w:rPr>
+              <w:t>naproxen</w:t>
+            </w:r>
+            <w:r>
+              <w:rPr>
+                <w:rFonts w:ascii="Arial" w:hAnsi="Arial" w:cs="Arial"/>
+                <w:sz w:val="20"/>
+                <w:szCs w:val="20"/>
+              </w:rPr>
+              <w:t xml:space="preserve">, </w:t>
+            </w:r>
+            <w:r>
+              <w:rPr>
+                <w:rFonts w:ascii="Arial" w:hAnsi="Arial" w:cs="Arial"/>
+                <w:sz w:val="20"/>
+                <w:szCs w:val="20"/>
+              </w:rPr>
+              <w:t>naproxen (as sodium)</w:t>
+            </w:r>
+            <w:r>
+              <w:rPr>
+                <w:rFonts w:ascii="Arial" w:hAnsi="Arial" w:cs="Arial"/>
+                <w:sz w:val="20"/>
+                <w:szCs w:val="20"/>
+              </w:rPr>
+              <w:t xml:space="preserve">, </w:t>
+            </w:r>
+            <w:r>
+              <w:rPr>
+                <w:rFonts w:ascii="Arial" w:hAnsi="Arial" w:cs="Arial"/>
+                <w:sz w:val="20"/>
+                <w:szCs w:val="20"/>
+              </w:rPr>
+              <w:t>naproxen sodium</w:t>
+            </w:r>
+            <w:r>
+              <w:rPr>
+                <w:rFonts w:ascii="Arial" w:hAnsi="Arial" w:cs="Arial"/>
+                <w:sz w:val="20"/>
+                <w:szCs w:val="20"/>
+              </w:rPr>
+              <w:t xml:space="preserve">, </w:t>
+            </w:r>
+            <w:r>
+              <w:rPr>
+                <w:rFonts w:ascii="Arial" w:hAnsi="Arial" w:cs="Arial"/>
+                <w:sz w:val="20"/>
+                <w:szCs w:val="20"/>
+              </w:rPr>
+              <w:t>aspirin</w:t>
             </w:r>
           </w:p>
         </w:tc>
@@ -2131,7 +3576,7 @@
       <w:tr>
         <w:tc>
           <w:tcPr>
-            <w:tcW w:w="3116" w:type="dxa"/>
+            <w:tcW w:w="0" w:type="auto"/>
           </w:tcPr>
           <w:p>
             <w:pPr>
@@ -2148,13 +3593,14 @@
                 <w:sz w:val="20"/>
                 <w:szCs w:val="20"/>
               </w:rPr>
+              <w:lastRenderedPageBreak/>
               <w:t>Calcium Channel Blockers</w:t>
             </w:r>
           </w:p>
         </w:tc>
         <w:tc>
           <w:tcPr>
-            <w:tcW w:w="3117" w:type="dxa"/>
+            <w:tcW w:w="0" w:type="auto"/>
           </w:tcPr>
           <w:p>
             <w:pPr>
@@ -2177,7 +3623,7 @@
         </w:tc>
         <w:tc>
           <w:tcPr>
-            <w:tcW w:w="3117" w:type="dxa"/>
+            <w:tcW w:w="0" w:type="auto"/>
           </w:tcPr>
           <w:p>
             <w:pPr>
@@ -2195,6 +3641,77 @@
                 <w:szCs w:val="20"/>
               </w:rPr>
               <w:t>Reduced antiplatelet effect of clopidogrel</w:t>
+            </w:r>
+          </w:p>
+        </w:tc>
+        <w:tc>
+          <w:tcPr>
+            <w:tcW w:w="0" w:type="auto"/>
+          </w:tcPr>
+          <w:p>
+            <w:pPr>
+              <w:spacing w:line="276" w:lineRule="auto"/>
+              <w:rPr>
+                <w:rFonts w:ascii="Arial" w:hAnsi="Arial" w:cs="Arial"/>
+                <w:sz w:val="20"/>
+                <w:szCs w:val="20"/>
+              </w:rPr>
+            </w:pPr>
+            <w:r>
+              <w:rPr>
+                <w:rFonts w:ascii="Arial" w:hAnsi="Arial" w:cs="Arial"/>
+                <w:sz w:val="20"/>
+                <w:szCs w:val="20"/>
+              </w:rPr>
+              <w:t>diltiazem hydrochloride</w:t>
+            </w:r>
+            <w:r>
+              <w:rPr>
+                <w:rFonts w:ascii="Arial" w:hAnsi="Arial" w:cs="Arial"/>
+                <w:sz w:val="20"/>
+                <w:szCs w:val="20"/>
+              </w:rPr>
+              <w:t xml:space="preserve">, </w:t>
+            </w:r>
+            <w:r>
+              <w:rPr>
+                <w:rFonts w:ascii="Arial" w:hAnsi="Arial" w:cs="Arial"/>
+                <w:sz w:val="20"/>
+                <w:szCs w:val="20"/>
+              </w:rPr>
+              <w:t>diltiazem</w:t>
+            </w:r>
+            <w:r>
+              <w:rPr>
+                <w:rFonts w:ascii="Arial" w:hAnsi="Arial" w:cs="Arial"/>
+                <w:sz w:val="20"/>
+                <w:szCs w:val="20"/>
+              </w:rPr>
+              <w:t xml:space="preserve">, </w:t>
+            </w:r>
+            <w:r>
+              <w:rPr>
+                <w:rFonts w:ascii="Arial" w:hAnsi="Arial" w:cs="Arial"/>
+                <w:sz w:val="20"/>
+                <w:szCs w:val="20"/>
+              </w:rPr>
+              <w:t>verapamil hydrochloride</w:t>
+            </w:r>
+            <w:r>
+              <w:rPr>
+                <w:rFonts w:ascii="Arial" w:hAnsi="Arial" w:cs="Arial"/>
+                <w:sz w:val="20"/>
+                <w:szCs w:val="20"/>
+              </w:rPr>
+              <w:t xml:space="preserve">, </w:t>
+            </w:r>
+            <w:r>
+              <w:rPr>
+                <w:rFonts w:ascii="Arial" w:hAnsi="Arial" w:cs="Arial"/>
+                <w:sz w:val="20"/>
+                <w:szCs w:val="20"/>
+              </w:rPr>
+              <w:t>verapamil</w:t>
             </w:r>
           </w:p>
         </w:tc>
@@ -2202,7 +3719,7 @@
       <w:tr>
         <w:tc>
           <w:tcPr>
-            <w:tcW w:w="3116" w:type="dxa"/>
+            <w:tcW w:w="0" w:type="auto"/>
           </w:tcPr>
           <w:p>
             <w:pPr>
@@ -2225,7 +3742,7 @@
         </w:tc>
         <w:tc>
           <w:tcPr>
-            <w:tcW w:w="3117" w:type="dxa"/>
+            <w:tcW w:w="0" w:type="auto"/>
           </w:tcPr>
           <w:p>
             <w:pPr>
@@ -2248,7 +3765,7 @@
         </w:tc>
         <w:tc>
           <w:tcPr>
-            <w:tcW w:w="3117" w:type="dxa"/>
+            <w:tcW w:w="0" w:type="auto"/>
           </w:tcPr>
           <w:p>
             <w:pPr>
@@ -2269,16 +3786,13 @@
             </w:r>
           </w:p>
         </w:tc>
-      </w:tr>
-      <w:tr>
         <w:tc>
           <w:tcPr>
-            <w:tcW w:w="9350" w:type="dxa"/>
-            <w:gridSpan w:val="3"/>
+            <w:tcW w:w="0" w:type="auto"/>
           </w:tcPr>
           <w:p>
             <w:pPr>
-              <w:spacing w:after="160" w:line="276" w:lineRule="auto"/>
+              <w:spacing w:line="276" w:lineRule="auto"/>
               <w:rPr>
                 <w:rFonts w:ascii="Arial" w:hAnsi="Arial" w:cs="Arial"/>
                 <w:sz w:val="20"/>
@@ -2290,38 +3804,140 @@
                 <w:rFonts w:ascii="Arial" w:hAnsi="Arial" w:cs="Arial"/>
                 <w:sz w:val="20"/>
                 <w:szCs w:val="20"/>
-                <w:u w:val="single"/>
-              </w:rPr>
-              <w:t>Note</w:t>
-            </w:r>
-            <w:r>
-              <w:rPr>
-                <w:rFonts w:ascii="Arial" w:hAnsi="Arial" w:cs="Arial"/>
-                <w:sz w:val="20"/>
-                <w:szCs w:val="20"/>
-              </w:rPr>
-              <w:t xml:space="preserve">: Individual medications included in each class are listed in </w:t>
-            </w:r>
-            <w:r>
-              <w:rPr>
-                <w:rFonts w:ascii="Arial" w:hAnsi="Arial" w:cs="Arial"/>
-                <w:sz w:val="20"/>
-                <w:szCs w:val="20"/>
-              </w:rPr>
-              <w:t>excel file in GitHub</w:t>
-            </w:r>
-            <w:r>
-              <w:rPr>
-                <w:rFonts w:ascii="Arial" w:hAnsi="Arial" w:cs="Arial"/>
-                <w:sz w:val="20"/>
-                <w:szCs w:val="20"/>
-              </w:rPr>
-              <w:t xml:space="preserve"> under the sheet “Drug Classes of Interest.”</w:t>
+              </w:rPr>
+              <w:t>erythromycin</w:t>
+            </w:r>
+            <w:r>
+              <w:rPr>
+                <w:rFonts w:ascii="Arial" w:hAnsi="Arial" w:cs="Arial"/>
+                <w:sz w:val="20"/>
+                <w:szCs w:val="20"/>
+              </w:rPr>
+              <w:t xml:space="preserve">, </w:t>
+            </w:r>
+            <w:r>
+              <w:rPr>
+                <w:rFonts w:ascii="Arial" w:hAnsi="Arial" w:cs="Arial"/>
+                <w:sz w:val="20"/>
+                <w:szCs w:val="20"/>
+              </w:rPr>
+              <w:t xml:space="preserve">erythromycin </w:t>
+            </w:r>
+            <w:proofErr w:type="spellStart"/>
+            <w:r>
+              <w:rPr>
+                <w:rFonts w:ascii="Arial" w:hAnsi="Arial" w:cs="Arial"/>
+                <w:sz w:val="20"/>
+                <w:szCs w:val="20"/>
+              </w:rPr>
+              <w:t>ethylsuccinate</w:t>
+            </w:r>
+            <w:proofErr w:type="spellEnd"/>
+            <w:r>
+              <w:rPr>
+                <w:rFonts w:ascii="Arial" w:hAnsi="Arial" w:cs="Arial"/>
+                <w:sz w:val="20"/>
+                <w:szCs w:val="20"/>
+              </w:rPr>
+              <w:t xml:space="preserve">, </w:t>
+            </w:r>
+            <w:r>
+              <w:rPr>
+                <w:rFonts w:ascii="Arial" w:hAnsi="Arial" w:cs="Arial"/>
+                <w:sz w:val="20"/>
+                <w:szCs w:val="20"/>
+              </w:rPr>
+              <w:t xml:space="preserve">erythromycin </w:t>
+            </w:r>
+            <w:proofErr w:type="spellStart"/>
+            <w:r>
+              <w:rPr>
+                <w:rFonts w:ascii="Arial" w:hAnsi="Arial" w:cs="Arial"/>
+                <w:sz w:val="20"/>
+                <w:szCs w:val="20"/>
+              </w:rPr>
+              <w:t>lactobionate</w:t>
+            </w:r>
+            <w:proofErr w:type="spellEnd"/>
+            <w:r>
+              <w:rPr>
+                <w:rFonts w:ascii="Arial" w:hAnsi="Arial" w:cs="Arial"/>
+                <w:sz w:val="20"/>
+                <w:szCs w:val="20"/>
+              </w:rPr>
+              <w:t xml:space="preserve">, </w:t>
+            </w:r>
+            <w:r>
+              <w:rPr>
+                <w:rFonts w:ascii="Arial" w:hAnsi="Arial" w:cs="Arial"/>
+                <w:sz w:val="20"/>
+                <w:szCs w:val="20"/>
+              </w:rPr>
+              <w:t>erythromycin stearate</w:t>
+            </w:r>
+            <w:r>
+              <w:rPr>
+                <w:rFonts w:ascii="Arial" w:hAnsi="Arial" w:cs="Arial"/>
+                <w:sz w:val="20"/>
+                <w:szCs w:val="20"/>
+              </w:rPr>
+              <w:t xml:space="preserve">, </w:t>
+            </w:r>
+            <w:r>
+              <w:rPr>
+                <w:rFonts w:ascii="Arial" w:hAnsi="Arial" w:cs="Arial"/>
+                <w:sz w:val="20"/>
+                <w:szCs w:val="20"/>
+              </w:rPr>
+              <w:t>azithromycin</w:t>
+            </w:r>
+            <w:r>
+              <w:rPr>
+                <w:rFonts w:ascii="Arial" w:hAnsi="Arial" w:cs="Arial"/>
+                <w:sz w:val="20"/>
+                <w:szCs w:val="20"/>
+              </w:rPr>
+              <w:t xml:space="preserve">, </w:t>
+            </w:r>
+            <w:r>
+              <w:rPr>
+                <w:rFonts w:ascii="Arial" w:hAnsi="Arial" w:cs="Arial"/>
+                <w:sz w:val="20"/>
+                <w:szCs w:val="20"/>
+              </w:rPr>
+              <w:t>clarithromycin</w:t>
+            </w:r>
+            <w:r>
+              <w:rPr>
+                <w:rFonts w:ascii="Arial" w:hAnsi="Arial" w:cs="Arial"/>
+                <w:sz w:val="20"/>
+                <w:szCs w:val="20"/>
+              </w:rPr>
+              <w:t xml:space="preserve">, </w:t>
+            </w:r>
+            <w:r>
+              <w:rPr>
+                <w:rFonts w:ascii="Arial" w:hAnsi="Arial" w:cs="Arial"/>
+                <w:sz w:val="20"/>
+                <w:szCs w:val="20"/>
+              </w:rPr>
+              <w:t>telithromycin</w:t>
             </w:r>
           </w:p>
         </w:tc>
       </w:tr>
     </w:tbl>
+    <w:p>
+      <w:pPr>
+        <w:rPr>
+          <w:rFonts w:asciiTheme="majorHAnsi" w:eastAsiaTheme="majorEastAsia" w:hAnsiTheme="majorHAnsi" w:cstheme="majorBidi"/>
+          <w:bCs/>
+          <w:color w:val="2F5496" w:themeColor="accent1" w:themeShade="BF"/>
+          <w:sz w:val="26"/>
+          <w:szCs w:val="26"/>
+        </w:rPr>
+      </w:pPr>
+    </w:p>
     <w:p>
       <w:pPr>
         <w:rPr>
@@ -3195,7 +4811,6 @@
   <w:style w:type="character" w:default="1" w:styleId="DefaultParagraphFont">
     <w:name w:val="Default Paragraph Font"/>
     <w:uiPriority w:val="1"/>
-    <w:semiHidden/>
     <w:unhideWhenUsed/>
   </w:style>
   <w:style w:type="table" w:default="1" w:styleId="TableNormal">

--- a/data_documentation/Technical_Notes_nhddi_screening_github.docx
+++ b/data_documentation/Technical_Notes_nhddi_screening_github.docx
@@ -1541,6 +1541,41 @@
       </w:r>
     </w:p>
     <w:p>
+      <w:r>
+        <w:t>Results (</w:t>
+      </w:r>
+      <w:r>
+        <w:t>including effect estimates and confidence intervals</w:t>
+      </w:r>
+      <w:r>
+        <w:t>) from analyses involving clopidogrel were shared with panel members. Afterward, two video conferences were held to bring together panel members to discuss their interpretations. Panel members were asked to attend one or both discussions. Panel members were also invited to provide additional comments in writing.</w:t>
+      </w:r>
+    </w:p>
+    <w:p>
+      <w:r>
+        <w:t xml:space="preserve">Results from analyses involved oral anticoagulants (apixaban, rivaroxaban, warfarin) were shared with panel members separately, </w:t>
+      </w:r>
+      <w:proofErr w:type="gramStart"/>
+      <w:r>
+        <w:t>at a later date</w:t>
+      </w:r>
+      <w:proofErr w:type="gramEnd"/>
+      <w:r>
+        <w:t xml:space="preserve">. Panel members were asked to provide feedback in writing only. </w:t>
+      </w:r>
+    </w:p>
+    <w:p>
+      <w:r>
+        <w:t xml:space="preserve">Expert panel members were provided with results for negative control analyses at the same time as they were provided with primary analyses. Sensitivity analyses were performed later and were not </w:t>
+      </w:r>
+      <w:proofErr w:type="gramStart"/>
+      <w:r>
+        <w:t>taken into account</w:t>
+      </w:r>
+      <w:proofErr w:type="gramEnd"/>
+      <w:r>
+        <w:t xml:space="preserve"> by the expert panel.  </w:t>
+      </w:r>
       <w:r>
         <w:br w:type="page"/>
       </w:r>
@@ -4811,6 +4846,7 @@
   <w:style w:type="character" w:default="1" w:styleId="DefaultParagraphFont">
     <w:name w:val="Default Paragraph Font"/>
     <w:uiPriority w:val="1"/>
+    <w:semiHidden/>
     <w:unhideWhenUsed/>
   </w:style>
   <w:style w:type="table" w:default="1" w:styleId="TableNormal">
